--- a/Array/Array.docx
+++ b/Array/Array.docx
@@ -4,6 +4,7 @@
   <w:body>
     <w:p>
       <w:pPr>
+        <w:ind w:firstLine="720"/>
         <w:rPr>
           <w:b/>
           <w:bCs/>
@@ -168,7 +169,15 @@
         <w:t>primitive values</w:t>
       </w:r>
       <w:r>
-        <w:t xml:space="preserve"> (Number, String, Boolean, null, undefined, Symbol, BigInt).</w:t>
+        <w:t xml:space="preserve"> (Number, String, Boolean, null, undefined, Symbol, </w:t>
+      </w:r>
+      <w:proofErr w:type="spellStart"/>
+      <w:r>
+        <w:t>BigInt</w:t>
+      </w:r>
+      <w:proofErr w:type="spellEnd"/>
+      <w:r>
+        <w:t>).</w:t>
       </w:r>
     </w:p>
     <w:p>
@@ -362,8 +371,42 @@
           <w:szCs w:val="20"/>
           <w14:ligatures w14:val="none"/>
         </w:rPr>
-        <w:t>let nums = [10, 20, 30];</w:t>
-      </w:r>
+        <w:t xml:space="preserve">let </w:t>
+      </w:r>
+      <w:proofErr w:type="spellStart"/>
+      <w:r>
+        <w:rPr>
+          <w:rFonts w:ascii="Courier New" w:eastAsia="Times New Roman" w:hAnsi="Courier New" w:cs="Courier New"/>
+          <w:kern w:val="0"/>
+          <w:sz w:val="20"/>
+          <w:szCs w:val="20"/>
+          <w14:ligatures w14:val="none"/>
+        </w:rPr>
+        <w:t>nums</w:t>
+      </w:r>
+      <w:proofErr w:type="spellEnd"/>
+      <w:r>
+        <w:rPr>
+          <w:rFonts w:ascii="Courier New" w:eastAsia="Times New Roman" w:hAnsi="Courier New" w:cs="Courier New"/>
+          <w:kern w:val="0"/>
+          <w:sz w:val="20"/>
+          <w:szCs w:val="20"/>
+          <w14:ligatures w14:val="none"/>
+        </w:rPr>
+        <w:t xml:space="preserve"> = [10, 20, 30</w:t>
+      </w:r>
+      <w:proofErr w:type="gramStart"/>
+      <w:r>
+        <w:rPr>
+          <w:rFonts w:ascii="Courier New" w:eastAsia="Times New Roman" w:hAnsi="Courier New" w:cs="Courier New"/>
+          <w:kern w:val="0"/>
+          <w:sz w:val="20"/>
+          <w:szCs w:val="20"/>
+          <w14:ligatures w14:val="none"/>
+        </w:rPr>
+        <w:t>];</w:t>
+      </w:r>
+      <w:proofErr w:type="gramEnd"/>
     </w:p>
     <w:p>
       <w:pPr>
@@ -442,6 +485,8 @@
           <w14:ligatures w14:val="none"/>
         </w:rPr>
       </w:pPr>
+      <w:proofErr w:type="spellStart"/>
+      <w:proofErr w:type="gramStart"/>
       <w:r>
         <w:rPr>
           <w:rFonts w:ascii="Courier New" w:eastAsia="Times New Roman" w:hAnsi="Courier New" w:cs="Courier New"/>
@@ -450,7 +495,51 @@
           <w:szCs w:val="20"/>
           <w14:ligatures w14:val="none"/>
         </w:rPr>
-        <w:t>nums  ───────────────►  (ref #101)   // pointer to heap</w:t>
+        <w:t>nums</w:t>
+      </w:r>
+      <w:proofErr w:type="spellEnd"/>
+      <w:r>
+        <w:rPr>
+          <w:rFonts w:ascii="Courier New" w:eastAsia="Times New Roman" w:hAnsi="Courier New" w:cs="Courier New"/>
+          <w:kern w:val="0"/>
+          <w:sz w:val="20"/>
+          <w:szCs w:val="20"/>
+          <w14:ligatures w14:val="none"/>
+        </w:rPr>
+        <w:t xml:space="preserve">  ─</w:t>
+      </w:r>
+      <w:proofErr w:type="gramEnd"/>
+      <w:r>
+        <w:rPr>
+          <w:rFonts w:ascii="Courier New" w:eastAsia="Times New Roman" w:hAnsi="Courier New" w:cs="Courier New"/>
+          <w:kern w:val="0"/>
+          <w:sz w:val="20"/>
+          <w:szCs w:val="20"/>
+          <w14:ligatures w14:val="none"/>
+        </w:rPr>
+        <w:t>──────────────</w:t>
+      </w:r>
+      <w:proofErr w:type="gramStart"/>
+      <w:r>
+        <w:rPr>
+          <w:rFonts w:ascii="Courier New" w:eastAsia="Times New Roman" w:hAnsi="Courier New" w:cs="Courier New"/>
+          <w:kern w:val="0"/>
+          <w:sz w:val="20"/>
+          <w:szCs w:val="20"/>
+          <w14:ligatures w14:val="none"/>
+        </w:rPr>
+        <w:t>►  (</w:t>
+      </w:r>
+      <w:proofErr w:type="gramEnd"/>
+      <w:r>
+        <w:rPr>
+          <w:rFonts w:ascii="Courier New" w:eastAsia="Times New Roman" w:hAnsi="Courier New" w:cs="Courier New"/>
+          <w:kern w:val="0"/>
+          <w:sz w:val="20"/>
+          <w:szCs w:val="20"/>
+          <w14:ligatures w14:val="none"/>
+        </w:rPr>
+        <w:t>ref #101)   // pointer to heap</w:t>
       </w:r>
     </w:p>
     <w:p>
@@ -719,6 +808,7 @@
         </w:rPr>
         <w:t xml:space="preserve"> is in the heap, and </w:t>
       </w:r>
+      <w:proofErr w:type="spellStart"/>
       <w:r>
         <w:rPr>
           <w:rFonts w:ascii="Courier New" w:eastAsia="Times New Roman" w:hAnsi="Courier New" w:cs="Courier New"/>
@@ -729,13 +819,32 @@
         </w:rPr>
         <w:t>nums</w:t>
       </w:r>
-      <w:r>
-        <w:rPr>
-          <w:rFonts w:ascii="Times New Roman" w:eastAsia="Times New Roman" w:hAnsi="Times New Roman" w:cs="Times New Roman"/>
-          <w:kern w:val="0"/>
-          <w14:ligatures w14:val="none"/>
-        </w:rPr>
-        <w:t xml:space="preserve"> is just a reference in the stack.</w:t>
+      <w:proofErr w:type="spellEnd"/>
+      <w:r>
+        <w:rPr>
+          <w:rFonts w:ascii="Times New Roman" w:eastAsia="Times New Roman" w:hAnsi="Times New Roman" w:cs="Times New Roman"/>
+          <w:kern w:val="0"/>
+          <w14:ligatures w14:val="none"/>
+        </w:rPr>
+        <w:t xml:space="preserve"> </w:t>
+      </w:r>
+      <w:proofErr w:type="gramStart"/>
+      <w:r>
+        <w:rPr>
+          <w:rFonts w:ascii="Times New Roman" w:eastAsia="Times New Roman" w:hAnsi="Times New Roman" w:cs="Times New Roman"/>
+          <w:kern w:val="0"/>
+          <w14:ligatures w14:val="none"/>
+        </w:rPr>
+        <w:t>is</w:t>
+      </w:r>
+      <w:proofErr w:type="gramEnd"/>
+      <w:r>
+        <w:rPr>
+          <w:rFonts w:ascii="Times New Roman" w:eastAsia="Times New Roman" w:hAnsi="Times New Roman" w:cs="Times New Roman"/>
+          <w:kern w:val="0"/>
+          <w14:ligatures w14:val="none"/>
+        </w:rPr>
+        <w:t xml:space="preserve"> just a reference in the stack.</w:t>
       </w:r>
     </w:p>
     <w:p>
@@ -834,8 +943,64 @@
           <w:szCs w:val="20"/>
           <w14:ligatures w14:val="none"/>
         </w:rPr>
-        <w:t>let people = [{name: "Lakshit"}, {name: "Rahul"}];</w:t>
-      </w:r>
+        <w:t xml:space="preserve">let people </w:t>
+      </w:r>
+      <w:proofErr w:type="gramStart"/>
+      <w:r>
+        <w:rPr>
+          <w:rFonts w:ascii="Courier New" w:eastAsia="Times New Roman" w:hAnsi="Courier New" w:cs="Courier New"/>
+          <w:kern w:val="0"/>
+          <w:sz w:val="20"/>
+          <w:szCs w:val="20"/>
+          <w14:ligatures w14:val="none"/>
+        </w:rPr>
+        <w:t>= [{</w:t>
+      </w:r>
+      <w:proofErr w:type="gramEnd"/>
+      <w:r>
+        <w:rPr>
+          <w:rFonts w:ascii="Courier New" w:eastAsia="Times New Roman" w:hAnsi="Courier New" w:cs="Courier New"/>
+          <w:kern w:val="0"/>
+          <w:sz w:val="20"/>
+          <w:szCs w:val="20"/>
+          <w14:ligatures w14:val="none"/>
+        </w:rPr>
+        <w:t>name: "</w:t>
+      </w:r>
+      <w:proofErr w:type="gramStart"/>
+      <w:r>
+        <w:rPr>
+          <w:rFonts w:ascii="Courier New" w:eastAsia="Times New Roman" w:hAnsi="Courier New" w:cs="Courier New"/>
+          <w:kern w:val="0"/>
+          <w:sz w:val="20"/>
+          <w:szCs w:val="20"/>
+          <w14:ligatures w14:val="none"/>
+        </w:rPr>
+        <w:t>Lakshit"}</w:t>
+      </w:r>
+      <w:proofErr w:type="gramEnd"/>
+      <w:r>
+        <w:rPr>
+          <w:rFonts w:ascii="Courier New" w:eastAsia="Times New Roman" w:hAnsi="Courier New" w:cs="Courier New"/>
+          <w:kern w:val="0"/>
+          <w:sz w:val="20"/>
+          <w:szCs w:val="20"/>
+          <w14:ligatures w14:val="none"/>
+        </w:rPr>
+        <w:t>, {name: "</w:t>
+      </w:r>
+      <w:proofErr w:type="gramStart"/>
+      <w:r>
+        <w:rPr>
+          <w:rFonts w:ascii="Courier New" w:eastAsia="Times New Roman" w:hAnsi="Courier New" w:cs="Courier New"/>
+          <w:kern w:val="0"/>
+          <w:sz w:val="20"/>
+          <w:szCs w:val="20"/>
+          <w14:ligatures w14:val="none"/>
+        </w:rPr>
+        <w:t>Rahul"}];</w:t>
+      </w:r>
+      <w:proofErr w:type="gramEnd"/>
     </w:p>
     <w:p>
       <w:pPr>
@@ -913,6 +1078,7 @@
           <w14:ligatures w14:val="none"/>
         </w:rPr>
       </w:pPr>
+      <w:proofErr w:type="gramStart"/>
       <w:r>
         <w:rPr>
           <w:rFonts w:ascii="Courier New" w:eastAsia="Times New Roman" w:hAnsi="Courier New" w:cs="Courier New"/>
@@ -921,7 +1087,40 @@
           <w:szCs w:val="20"/>
           <w14:ligatures w14:val="none"/>
         </w:rPr>
-        <w:t>people  ──────────────►  (ref #201)</w:t>
+        <w:t>people  ─</w:t>
+      </w:r>
+      <w:proofErr w:type="gramEnd"/>
+      <w:r>
+        <w:rPr>
+          <w:rFonts w:ascii="Courier New" w:eastAsia="Times New Roman" w:hAnsi="Courier New" w:cs="Courier New"/>
+          <w:kern w:val="0"/>
+          <w:sz w:val="20"/>
+          <w:szCs w:val="20"/>
+          <w14:ligatures w14:val="none"/>
+        </w:rPr>
+        <w:t>─────────────</w:t>
+      </w:r>
+      <w:proofErr w:type="gramStart"/>
+      <w:r>
+        <w:rPr>
+          <w:rFonts w:ascii="Courier New" w:eastAsia="Times New Roman" w:hAnsi="Courier New" w:cs="Courier New"/>
+          <w:kern w:val="0"/>
+          <w:sz w:val="20"/>
+          <w:szCs w:val="20"/>
+          <w14:ligatures w14:val="none"/>
+        </w:rPr>
+        <w:t>►  (</w:t>
+      </w:r>
+      <w:proofErr w:type="gramEnd"/>
+      <w:r>
+        <w:rPr>
+          <w:rFonts w:ascii="Courier New" w:eastAsia="Times New Roman" w:hAnsi="Courier New" w:cs="Courier New"/>
+          <w:kern w:val="0"/>
+          <w:sz w:val="20"/>
+          <w:szCs w:val="20"/>
+          <w14:ligatures w14:val="none"/>
+        </w:rPr>
+        <w:t>ref #201)</w:t>
       </w:r>
     </w:p>
     <w:p>
@@ -1393,6 +1592,7 @@
         </w:rPr>
         <w:t xml:space="preserve"> If you copy </w:t>
       </w:r>
+      <w:proofErr w:type="gramStart"/>
       <w:r>
         <w:rPr>
           <w:rFonts w:ascii="Courier New" w:eastAsia="Times New Roman" w:hAnsi="Courier New" w:cs="Courier New"/>
@@ -1401,7 +1601,18 @@
           <w:szCs w:val="20"/>
           <w14:ligatures w14:val="none"/>
         </w:rPr>
-        <w:t>people[0]</w:t>
+        <w:t>people[</w:t>
+      </w:r>
+      <w:proofErr w:type="gramEnd"/>
+      <w:r>
+        <w:rPr>
+          <w:rFonts w:ascii="Courier New" w:eastAsia="Times New Roman" w:hAnsi="Courier New" w:cs="Courier New"/>
+          <w:kern w:val="0"/>
+          <w:sz w:val="20"/>
+          <w:szCs w:val="20"/>
+          <w14:ligatures w14:val="none"/>
+        </w:rPr>
+        <w:t>0]</w:t>
       </w:r>
       <w:r>
         <w:rPr>
@@ -1535,8 +1746,20 @@
           <w:szCs w:val="20"/>
           <w14:ligatures w14:val="none"/>
         </w:rPr>
-        <w:t>let a = 10;</w:t>
-      </w:r>
+        <w:t xml:space="preserve">let a = </w:t>
+      </w:r>
+      <w:proofErr w:type="gramStart"/>
+      <w:r>
+        <w:rPr>
+          <w:rFonts w:ascii="Courier New" w:eastAsia="Times New Roman" w:hAnsi="Courier New" w:cs="Courier New"/>
+          <w:kern w:val="0"/>
+          <w:sz w:val="20"/>
+          <w:szCs w:val="20"/>
+          <w14:ligatures w14:val="none"/>
+        </w:rPr>
+        <w:t>10;</w:t>
+      </w:r>
+      <w:proofErr w:type="gramEnd"/>
     </w:p>
     <w:p>
       <w:pPr>
@@ -1575,7 +1798,29 @@
           <w:szCs w:val="20"/>
           <w14:ligatures w14:val="none"/>
         </w:rPr>
-        <w:t>let b = a;   // copy the value</w:t>
+        <w:t xml:space="preserve">let b = </w:t>
+      </w:r>
+      <w:proofErr w:type="gramStart"/>
+      <w:r>
+        <w:rPr>
+          <w:rFonts w:ascii="Courier New" w:eastAsia="Times New Roman" w:hAnsi="Courier New" w:cs="Courier New"/>
+          <w:kern w:val="0"/>
+          <w:sz w:val="20"/>
+          <w:szCs w:val="20"/>
+          <w14:ligatures w14:val="none"/>
+        </w:rPr>
+        <w:t xml:space="preserve">a;   </w:t>
+      </w:r>
+      <w:proofErr w:type="gramEnd"/>
+      <w:r>
+        <w:rPr>
+          <w:rFonts w:ascii="Courier New" w:eastAsia="Times New Roman" w:hAnsi="Courier New" w:cs="Courier New"/>
+          <w:kern w:val="0"/>
+          <w:sz w:val="20"/>
+          <w:szCs w:val="20"/>
+          <w14:ligatures w14:val="none"/>
+        </w:rPr>
+        <w:t>// copy the value</w:t>
       </w:r>
     </w:p>
     <w:p>
@@ -1615,8 +1860,20 @@
           <w:szCs w:val="20"/>
           <w14:ligatures w14:val="none"/>
         </w:rPr>
-        <w:t>b = 20;</w:t>
-      </w:r>
+        <w:t xml:space="preserve">b = </w:t>
+      </w:r>
+      <w:proofErr w:type="gramStart"/>
+      <w:r>
+        <w:rPr>
+          <w:rFonts w:ascii="Courier New" w:eastAsia="Times New Roman" w:hAnsi="Courier New" w:cs="Courier New"/>
+          <w:kern w:val="0"/>
+          <w:sz w:val="20"/>
+          <w:szCs w:val="20"/>
+          <w14:ligatures w14:val="none"/>
+        </w:rPr>
+        <w:t>20;</w:t>
+      </w:r>
+      <w:proofErr w:type="gramEnd"/>
     </w:p>
     <w:p>
       <w:pPr>
@@ -1863,7 +2120,29 @@
           <w:szCs w:val="20"/>
           <w14:ligatures w14:val="none"/>
         </w:rPr>
-        <w:t>b = 20   (separate copy)</w:t>
+        <w:t>b = 20</w:t>
+      </w:r>
+      <w:proofErr w:type="gramStart"/>
+      <w:r>
+        <w:rPr>
+          <w:rFonts w:ascii="Courier New" w:eastAsia="Times New Roman" w:hAnsi="Courier New" w:cs="Courier New"/>
+          <w:kern w:val="0"/>
+          <w:sz w:val="20"/>
+          <w:szCs w:val="20"/>
+          <w14:ligatures w14:val="none"/>
+        </w:rPr>
+        <w:t xml:space="preserve">   (</w:t>
+      </w:r>
+      <w:proofErr w:type="gramEnd"/>
+      <w:r>
+        <w:rPr>
+          <w:rFonts w:ascii="Courier New" w:eastAsia="Times New Roman" w:hAnsi="Courier New" w:cs="Courier New"/>
+          <w:kern w:val="0"/>
+          <w:sz w:val="20"/>
+          <w:szCs w:val="20"/>
+          <w14:ligatures w14:val="none"/>
+        </w:rPr>
+        <w:t>separate copy)</w:t>
       </w:r>
     </w:p>
     <w:p>
@@ -1936,6 +2215,7 @@
           <w14:ligatures w14:val="none"/>
         </w:rPr>
       </w:pPr>
+      <w:proofErr w:type="gramStart"/>
       <w:r>
         <w:rPr>
           <w:rFonts w:ascii="Times New Roman" w:eastAsia="Times New Roman" w:hAnsi="Times New Roman" w:cs="Times New Roman"/>
@@ -1946,7 +2226,20 @@
           <w:szCs w:val="27"/>
           <w14:ligatures w14:val="none"/>
         </w:rPr>
-        <w:t>Example with objects</w:t>
+        <w:t>Example</w:t>
+      </w:r>
+      <w:proofErr w:type="gramEnd"/>
+      <w:r>
+        <w:rPr>
+          <w:rFonts w:ascii="Times New Roman" w:eastAsia="Times New Roman" w:hAnsi="Times New Roman" w:cs="Times New Roman"/>
+          <w:b/>
+          <w:bCs/>
+          <w:kern w:val="0"/>
+          <w:sz w:val="27"/>
+          <w:szCs w:val="27"/>
+          <w14:ligatures w14:val="none"/>
+        </w:rPr>
+        <w:t xml:space="preserve"> with objects</w:t>
       </w:r>
     </w:p>
     <w:p>
@@ -1986,8 +2279,20 @@
           <w:szCs w:val="20"/>
           <w14:ligatures w14:val="none"/>
         </w:rPr>
-        <w:t>let obj1 = {name: "Lakshit"};</w:t>
-      </w:r>
+        <w:t>let obj1 = {name: "Lakshit"</w:t>
+      </w:r>
+      <w:proofErr w:type="gramStart"/>
+      <w:r>
+        <w:rPr>
+          <w:rFonts w:ascii="Courier New" w:eastAsia="Times New Roman" w:hAnsi="Courier New" w:cs="Courier New"/>
+          <w:kern w:val="0"/>
+          <w:sz w:val="20"/>
+          <w:szCs w:val="20"/>
+          <w14:ligatures w14:val="none"/>
+        </w:rPr>
+        <w:t>};</w:t>
+      </w:r>
+      <w:proofErr w:type="gramEnd"/>
     </w:p>
     <w:p>
       <w:pPr>
@@ -2066,8 +2371,20 @@
           <w:szCs w:val="20"/>
           <w14:ligatures w14:val="none"/>
         </w:rPr>
-        <w:t>obj2.name = "Rahul";</w:t>
-      </w:r>
+        <w:t>obj2.name = "Rahul</w:t>
+      </w:r>
+      <w:proofErr w:type="gramStart"/>
+      <w:r>
+        <w:rPr>
+          <w:rFonts w:ascii="Courier New" w:eastAsia="Times New Roman" w:hAnsi="Courier New" w:cs="Courier New"/>
+          <w:kern w:val="0"/>
+          <w:sz w:val="20"/>
+          <w:szCs w:val="20"/>
+          <w14:ligatures w14:val="none"/>
+        </w:rPr>
+        <w:t>";</w:t>
+      </w:r>
+      <w:proofErr w:type="gramEnd"/>
     </w:p>
     <w:p>
       <w:pPr>
@@ -2314,7 +2631,29 @@
           <w:szCs w:val="20"/>
           <w14:ligatures w14:val="none"/>
         </w:rPr>
-        <w:t>obj2 ─► #401  (same reference)</w:t>
+        <w:t>obj2 ─► #</w:t>
+      </w:r>
+      <w:proofErr w:type="gramStart"/>
+      <w:r>
+        <w:rPr>
+          <w:rFonts w:ascii="Courier New" w:eastAsia="Times New Roman" w:hAnsi="Courier New" w:cs="Courier New"/>
+          <w:kern w:val="0"/>
+          <w:sz w:val="20"/>
+          <w:szCs w:val="20"/>
+          <w14:ligatures w14:val="none"/>
+        </w:rPr>
+        <w:t>401  (</w:t>
+      </w:r>
+      <w:proofErr w:type="gramEnd"/>
+      <w:r>
+        <w:rPr>
+          <w:rFonts w:ascii="Courier New" w:eastAsia="Times New Roman" w:hAnsi="Courier New" w:cs="Courier New"/>
+          <w:kern w:val="0"/>
+          <w:sz w:val="20"/>
+          <w:szCs w:val="20"/>
+          <w14:ligatures w14:val="none"/>
+        </w:rPr>
+        <w:t>same reference)</w:t>
       </w:r>
     </w:p>
     <w:p>
@@ -2424,8 +2763,42 @@
           <w:szCs w:val="20"/>
           <w14:ligatures w14:val="none"/>
         </w:rPr>
-        <w:t>#401 { name: "Rahul" }</w:t>
-      </w:r>
+        <w:t xml:space="preserve">#401 </w:t>
+      </w:r>
+      <w:proofErr w:type="gramStart"/>
+      <w:r>
+        <w:rPr>
+          <w:rFonts w:ascii="Courier New" w:eastAsia="Times New Roman" w:hAnsi="Courier New" w:cs="Courier New"/>
+          <w:kern w:val="0"/>
+          <w:sz w:val="20"/>
+          <w:szCs w:val="20"/>
+          <w14:ligatures w14:val="none"/>
+        </w:rPr>
+        <w:t>{ name</w:t>
+      </w:r>
+      <w:proofErr w:type="gramEnd"/>
+      <w:r>
+        <w:rPr>
+          <w:rFonts w:ascii="Courier New" w:eastAsia="Times New Roman" w:hAnsi="Courier New" w:cs="Courier New"/>
+          <w:kern w:val="0"/>
+          <w:sz w:val="20"/>
+          <w:szCs w:val="20"/>
+          <w14:ligatures w14:val="none"/>
+        </w:rPr>
+        <w:t>: "Rahul</w:t>
+      </w:r>
+      <w:proofErr w:type="gramStart"/>
+      <w:r>
+        <w:rPr>
+          <w:rFonts w:ascii="Courier New" w:eastAsia="Times New Roman" w:hAnsi="Courier New" w:cs="Courier New"/>
+          <w:kern w:val="0"/>
+          <w:sz w:val="20"/>
+          <w:szCs w:val="20"/>
+          <w14:ligatures w14:val="none"/>
+        </w:rPr>
+        <w:t>" }</w:t>
+      </w:r>
+      <w:proofErr w:type="gramEnd"/>
     </w:p>
     <w:p>
       <w:pPr>
@@ -3191,7 +3564,25 @@
           <w:kern w:val="0"/>
           <w14:ligatures w14:val="none"/>
         </w:rPr>
-        <w:t xml:space="preserve"> that says "Go check that box on the heap shelf".</w:t>
+        <w:t xml:space="preserve"> that </w:t>
+      </w:r>
+      <w:proofErr w:type="gramStart"/>
+      <w:r>
+        <w:rPr>
+          <w:rFonts w:ascii="Times New Roman" w:eastAsia="Times New Roman" w:hAnsi="Times New Roman" w:cs="Times New Roman"/>
+          <w:kern w:val="0"/>
+          <w14:ligatures w14:val="none"/>
+        </w:rPr>
+        <w:t>says</w:t>
+      </w:r>
+      <w:proofErr w:type="gramEnd"/>
+      <w:r>
+        <w:rPr>
+          <w:rFonts w:ascii="Times New Roman" w:eastAsia="Times New Roman" w:hAnsi="Times New Roman" w:cs="Times New Roman"/>
+          <w:kern w:val="0"/>
+          <w14:ligatures w14:val="none"/>
+        </w:rPr>
+        <w:t xml:space="preserve"> "Go check that box on the heap shelf".</w:t>
       </w:r>
     </w:p>
     <w:p>
@@ -3210,7 +3601,7 @@
           <w14:ligatures w14:val="none"/>
         </w:rPr>
         <w:pict w14:anchorId="0E74624D">
-          <v:rect id="_x0000_i1143" style="width:0;height:1.5pt" o:hralign="center" o:hrstd="t" o:hr="t" fillcolor="#a0a0a0" stroked="f"/>
+          <v:rect id="_x0000_i1030" style="width:0;height:1.5pt" o:hralign="center" o:hrstd="t" o:hr="t" fillcolor="#a0a0a0" stroked="f"/>
         </w:pict>
       </w:r>
     </w:p>
@@ -3261,8 +3652,36 @@
           <w:kern w:val="0"/>
           <w14:ligatures w14:val="none"/>
         </w:rPr>
-        <w:t>let nums = [10, 20, 30];</w:t>
-      </w:r>
+        <w:t xml:space="preserve">let </w:t>
+      </w:r>
+      <w:proofErr w:type="spellStart"/>
+      <w:r>
+        <w:rPr>
+          <w:rFonts w:ascii="Times New Roman" w:eastAsia="Times New Roman" w:hAnsi="Times New Roman" w:cs="Times New Roman"/>
+          <w:kern w:val="0"/>
+          <w14:ligatures w14:val="none"/>
+        </w:rPr>
+        <w:t>nums</w:t>
+      </w:r>
+      <w:proofErr w:type="spellEnd"/>
+      <w:r>
+        <w:rPr>
+          <w:rFonts w:ascii="Times New Roman" w:eastAsia="Times New Roman" w:hAnsi="Times New Roman" w:cs="Times New Roman"/>
+          <w:kern w:val="0"/>
+          <w14:ligatures w14:val="none"/>
+        </w:rPr>
+        <w:t xml:space="preserve"> = [10, 20, 30</w:t>
+      </w:r>
+      <w:proofErr w:type="gramStart"/>
+      <w:r>
+        <w:rPr>
+          <w:rFonts w:ascii="Times New Roman" w:eastAsia="Times New Roman" w:hAnsi="Times New Roman" w:cs="Times New Roman"/>
+          <w:kern w:val="0"/>
+          <w14:ligatures w14:val="none"/>
+        </w:rPr>
+        <w:t>];</w:t>
+      </w:r>
+      <w:proofErr w:type="gramEnd"/>
     </w:p>
     <w:p>
       <w:pPr>
@@ -3277,13 +3696,23 @@
           <w14:ligatures w14:val="none"/>
         </w:rPr>
       </w:pPr>
-      <w:r>
-        <w:rPr>
-          <w:rFonts w:ascii="Times New Roman" w:eastAsia="Times New Roman" w:hAnsi="Times New Roman" w:cs="Times New Roman"/>
-          <w:kern w:val="0"/>
-          <w14:ligatures w14:val="none"/>
-        </w:rPr>
-        <w:t xml:space="preserve">nums is a </w:t>
+      <w:proofErr w:type="spellStart"/>
+      <w:r>
+        <w:rPr>
+          <w:rFonts w:ascii="Times New Roman" w:eastAsia="Times New Roman" w:hAnsi="Times New Roman" w:cs="Times New Roman"/>
+          <w:kern w:val="0"/>
+          <w14:ligatures w14:val="none"/>
+        </w:rPr>
+        <w:t>nums</w:t>
+      </w:r>
+      <w:proofErr w:type="spellEnd"/>
+      <w:r>
+        <w:rPr>
+          <w:rFonts w:ascii="Times New Roman" w:eastAsia="Times New Roman" w:hAnsi="Times New Roman" w:cs="Times New Roman"/>
+          <w:kern w:val="0"/>
+          <w14:ligatures w14:val="none"/>
+        </w:rPr>
+        <w:t xml:space="preserve"> is a </w:t>
       </w:r>
       <w:r>
         <w:rPr>
@@ -3377,7 +3806,25 @@
           <w:kern w:val="0"/>
           <w14:ligatures w14:val="none"/>
         </w:rPr>
-        <w:t xml:space="preserve"> that says "nums → look at heap shelf box #101".</w:t>
+        <w:t xml:space="preserve"> that says "</w:t>
+      </w:r>
+      <w:proofErr w:type="spellStart"/>
+      <w:r>
+        <w:rPr>
+          <w:rFonts w:ascii="Times New Roman" w:eastAsia="Times New Roman" w:hAnsi="Times New Roman" w:cs="Times New Roman"/>
+          <w:kern w:val="0"/>
+          <w14:ligatures w14:val="none"/>
+        </w:rPr>
+        <w:t>nums</w:t>
+      </w:r>
+      <w:proofErr w:type="spellEnd"/>
+      <w:r>
+        <w:rPr>
+          <w:rFonts w:ascii="Times New Roman" w:eastAsia="Times New Roman" w:hAnsi="Times New Roman" w:cs="Times New Roman"/>
+          <w:kern w:val="0"/>
+          <w14:ligatures w14:val="none"/>
+        </w:rPr>
+        <w:t xml:space="preserve"> → look at heap shelf box #101".</w:t>
       </w:r>
     </w:p>
     <w:p>
@@ -3495,7 +3942,25 @@
           <w:kern w:val="0"/>
           <w14:ligatures w14:val="none"/>
         </w:rPr>
-        <w:t xml:space="preserve"> Since numbers are </w:t>
+        <w:t xml:space="preserve"> </w:t>
+      </w:r>
+      <w:proofErr w:type="gramStart"/>
+      <w:r>
+        <w:rPr>
+          <w:rFonts w:ascii="Times New Roman" w:eastAsia="Times New Roman" w:hAnsi="Times New Roman" w:cs="Times New Roman"/>
+          <w:kern w:val="0"/>
+          <w14:ligatures w14:val="none"/>
+        </w:rPr>
+        <w:t>Since</w:t>
+      </w:r>
+      <w:proofErr w:type="gramEnd"/>
+      <w:r>
+        <w:rPr>
+          <w:rFonts w:ascii="Times New Roman" w:eastAsia="Times New Roman" w:hAnsi="Times New Roman" w:cs="Times New Roman"/>
+          <w:kern w:val="0"/>
+          <w14:ligatures w14:val="none"/>
+        </w:rPr>
+        <w:t xml:space="preserve"> numbers are </w:t>
       </w:r>
       <w:r>
         <w:rPr>
@@ -3532,7 +3997,7 @@
           <w14:ligatures w14:val="none"/>
         </w:rPr>
         <w:pict w14:anchorId="21EBDCC5">
-          <v:rect id="_x0000_i1144" style="width:0;height:1.5pt" o:hralign="center" o:hrstd="t" o:hr="t" fillcolor="#a0a0a0" stroked="f"/>
+          <v:rect id="_x0000_i1031" style="width:0;height:1.5pt" o:hralign="center" o:hrstd="t" o:hr="t" fillcolor="#a0a0a0" stroked="f"/>
         </w:pict>
       </w:r>
     </w:p>
@@ -3583,8 +4048,54 @@
           <w:kern w:val="0"/>
           <w14:ligatures w14:val="none"/>
         </w:rPr>
-        <w:t>let people = [{name: "Lakshit"}, {name: "Rahul"}];</w:t>
-      </w:r>
+        <w:t xml:space="preserve">let people </w:t>
+      </w:r>
+      <w:proofErr w:type="gramStart"/>
+      <w:r>
+        <w:rPr>
+          <w:rFonts w:ascii="Times New Roman" w:eastAsia="Times New Roman" w:hAnsi="Times New Roman" w:cs="Times New Roman"/>
+          <w:kern w:val="0"/>
+          <w14:ligatures w14:val="none"/>
+        </w:rPr>
+        <w:t>= [{</w:t>
+      </w:r>
+      <w:proofErr w:type="gramEnd"/>
+      <w:r>
+        <w:rPr>
+          <w:rFonts w:ascii="Times New Roman" w:eastAsia="Times New Roman" w:hAnsi="Times New Roman" w:cs="Times New Roman"/>
+          <w:kern w:val="0"/>
+          <w14:ligatures w14:val="none"/>
+        </w:rPr>
+        <w:t>name: "</w:t>
+      </w:r>
+      <w:proofErr w:type="gramStart"/>
+      <w:r>
+        <w:rPr>
+          <w:rFonts w:ascii="Times New Roman" w:eastAsia="Times New Roman" w:hAnsi="Times New Roman" w:cs="Times New Roman"/>
+          <w:kern w:val="0"/>
+          <w14:ligatures w14:val="none"/>
+        </w:rPr>
+        <w:t>Lakshit"}</w:t>
+      </w:r>
+      <w:proofErr w:type="gramEnd"/>
+      <w:r>
+        <w:rPr>
+          <w:rFonts w:ascii="Times New Roman" w:eastAsia="Times New Roman" w:hAnsi="Times New Roman" w:cs="Times New Roman"/>
+          <w:kern w:val="0"/>
+          <w14:ligatures w14:val="none"/>
+        </w:rPr>
+        <w:t>, {name: "</w:t>
+      </w:r>
+      <w:proofErr w:type="gramStart"/>
+      <w:r>
+        <w:rPr>
+          <w:rFonts w:ascii="Times New Roman" w:eastAsia="Times New Roman" w:hAnsi="Times New Roman" w:cs="Times New Roman"/>
+          <w:kern w:val="0"/>
+          <w14:ligatures w14:val="none"/>
+        </w:rPr>
+        <w:t>Rahul"}];</w:t>
+      </w:r>
+      <w:proofErr w:type="gramEnd"/>
     </w:p>
     <w:p>
       <w:pPr>
@@ -3605,7 +4116,25 @@
           <w:kern w:val="0"/>
           <w14:ligatures w14:val="none"/>
         </w:rPr>
-        <w:t xml:space="preserve">people (the array box) lives in the </w:t>
+        <w:t xml:space="preserve">people (the array box) </w:t>
+      </w:r>
+      <w:proofErr w:type="gramStart"/>
+      <w:r>
+        <w:rPr>
+          <w:rFonts w:ascii="Times New Roman" w:eastAsia="Times New Roman" w:hAnsi="Times New Roman" w:cs="Times New Roman"/>
+          <w:kern w:val="0"/>
+          <w14:ligatures w14:val="none"/>
+        </w:rPr>
+        <w:t>lives</w:t>
+      </w:r>
+      <w:proofErr w:type="gramEnd"/>
+      <w:r>
+        <w:rPr>
+          <w:rFonts w:ascii="Times New Roman" w:eastAsia="Times New Roman" w:hAnsi="Times New Roman" w:cs="Times New Roman"/>
+          <w:kern w:val="0"/>
+          <w14:ligatures w14:val="none"/>
+        </w:rPr>
+        <w:t xml:space="preserve"> in the </w:t>
       </w:r>
       <w:r>
         <w:rPr>
@@ -3711,7 +4240,16 @@
           <w:kern w:val="0"/>
           <w14:ligatures w14:val="none"/>
         </w:rPr>
-        <w:t xml:space="preserve">Slot 0: </w:t>
+        <w:t>Slot 0</w:t>
+      </w:r>
+      <w:proofErr w:type="gramStart"/>
+      <w:r>
+        <w:rPr>
+          <w:rFonts w:ascii="Times New Roman" w:eastAsia="Times New Roman" w:hAnsi="Times New Roman" w:cs="Times New Roman"/>
+          <w:kern w:val="0"/>
+          <w14:ligatures w14:val="none"/>
+        </w:rPr>
+        <w:t xml:space="preserve">: </w:t>
       </w:r>
       <w:r>
         <w:rPr>
@@ -3727,7 +4265,34 @@
           <w:kern w:val="0"/>
           <w14:ligatures w14:val="none"/>
         </w:rPr>
-        <w:t xml:space="preserve"> points to another box (#301)</w:t>
+        <w:t xml:space="preserve"> points</w:t>
+      </w:r>
+      <w:proofErr w:type="gramEnd"/>
+      <w:r>
+        <w:rPr>
+          <w:rFonts w:ascii="Times New Roman" w:eastAsia="Times New Roman" w:hAnsi="Times New Roman" w:cs="Times New Roman"/>
+          <w:kern w:val="0"/>
+          <w14:ligatures w14:val="none"/>
+        </w:rPr>
+        <w:t xml:space="preserve"> to another </w:t>
+      </w:r>
+      <w:proofErr w:type="gramStart"/>
+      <w:r>
+        <w:rPr>
+          <w:rFonts w:ascii="Times New Roman" w:eastAsia="Times New Roman" w:hAnsi="Times New Roman" w:cs="Times New Roman"/>
+          <w:kern w:val="0"/>
+          <w14:ligatures w14:val="none"/>
+        </w:rPr>
+        <w:t>box (#</w:t>
+      </w:r>
+      <w:proofErr w:type="gramEnd"/>
+      <w:r>
+        <w:rPr>
+          <w:rFonts w:ascii="Times New Roman" w:eastAsia="Times New Roman" w:hAnsi="Times New Roman" w:cs="Times New Roman"/>
+          <w:kern w:val="0"/>
+          <w14:ligatures w14:val="none"/>
+        </w:rPr>
+        <w:t>301)</w:t>
       </w:r>
     </w:p>
     <w:p>
@@ -3749,7 +4314,16 @@
           <w:kern w:val="0"/>
           <w14:ligatures w14:val="none"/>
         </w:rPr>
-        <w:t xml:space="preserve">Slot 1: </w:t>
+        <w:t>Slot 1</w:t>
+      </w:r>
+      <w:proofErr w:type="gramStart"/>
+      <w:r>
+        <w:rPr>
+          <w:rFonts w:ascii="Times New Roman" w:eastAsia="Times New Roman" w:hAnsi="Times New Roman" w:cs="Times New Roman"/>
+          <w:kern w:val="0"/>
+          <w14:ligatures w14:val="none"/>
+        </w:rPr>
+        <w:t xml:space="preserve">: </w:t>
       </w:r>
       <w:r>
         <w:rPr>
@@ -3765,7 +4339,34 @@
           <w:kern w:val="0"/>
           <w14:ligatures w14:val="none"/>
         </w:rPr>
-        <w:t xml:space="preserve"> points to another box (#302)</w:t>
+        <w:t xml:space="preserve"> points</w:t>
+      </w:r>
+      <w:proofErr w:type="gramEnd"/>
+      <w:r>
+        <w:rPr>
+          <w:rFonts w:ascii="Times New Roman" w:eastAsia="Times New Roman" w:hAnsi="Times New Roman" w:cs="Times New Roman"/>
+          <w:kern w:val="0"/>
+          <w14:ligatures w14:val="none"/>
+        </w:rPr>
+        <w:t xml:space="preserve"> to another </w:t>
+      </w:r>
+      <w:proofErr w:type="gramStart"/>
+      <w:r>
+        <w:rPr>
+          <w:rFonts w:ascii="Times New Roman" w:eastAsia="Times New Roman" w:hAnsi="Times New Roman" w:cs="Times New Roman"/>
+          <w:kern w:val="0"/>
+          <w14:ligatures w14:val="none"/>
+        </w:rPr>
+        <w:t>box (#</w:t>
+      </w:r>
+      <w:proofErr w:type="gramEnd"/>
+      <w:r>
+        <w:rPr>
+          <w:rFonts w:ascii="Times New Roman" w:eastAsia="Times New Roman" w:hAnsi="Times New Roman" w:cs="Times New Roman"/>
+          <w:kern w:val="0"/>
+          <w14:ligatures w14:val="none"/>
+        </w:rPr>
+        <w:t>302)</w:t>
       </w:r>
     </w:p>
     <w:p>
@@ -3906,7 +4507,25 @@
           <w:kern w:val="0"/>
           <w14:ligatures w14:val="none"/>
         </w:rPr>
-        <w:t xml:space="preserve"> to where the people’s boxes live.</w:t>
+        <w:t xml:space="preserve"> to where the people’s </w:t>
+      </w:r>
+      <w:proofErr w:type="gramStart"/>
+      <w:r>
+        <w:rPr>
+          <w:rFonts w:ascii="Times New Roman" w:eastAsia="Times New Roman" w:hAnsi="Times New Roman" w:cs="Times New Roman"/>
+          <w:kern w:val="0"/>
+          <w14:ligatures w14:val="none"/>
+        </w:rPr>
+        <w:t>boxes</w:t>
+      </w:r>
+      <w:proofErr w:type="gramEnd"/>
+      <w:r>
+        <w:rPr>
+          <w:rFonts w:ascii="Times New Roman" w:eastAsia="Times New Roman" w:hAnsi="Times New Roman" w:cs="Times New Roman"/>
+          <w:kern w:val="0"/>
+          <w14:ligatures w14:val="none"/>
+        </w:rPr>
+        <w:t xml:space="preserve"> live.</w:t>
       </w:r>
     </w:p>
     <w:p>
@@ -3925,7 +4544,7 @@
           <w14:ligatures w14:val="none"/>
         </w:rPr>
         <w:pict w14:anchorId="70813F44">
-          <v:rect id="_x0000_i1145" style="width:0;height:1.5pt" o:hralign="center" o:hrstd="t" o:hr="t" fillcolor="#a0a0a0" stroked="f"/>
+          <v:rect id="_x0000_i1032" style="width:0;height:1.5pt" o:hralign="center" o:hrstd="t" o:hr="t" fillcolor="#a0a0a0" stroked="f"/>
         </w:pict>
       </w:r>
     </w:p>
@@ -3998,44 +4617,82 @@
           <w:kern w:val="0"/>
           <w14:ligatures w14:val="none"/>
         </w:rPr>
-        <w:t>let a = 10;</w:t>
-      </w:r>
-    </w:p>
-    <w:p>
-      <w:pPr>
-        <w:spacing w:before="100" w:beforeAutospacing="1" w:after="100" w:afterAutospacing="1" w:line="240" w:lineRule="auto"/>
-        <w:rPr>
-          <w:rFonts w:ascii="Times New Roman" w:eastAsia="Times New Roman" w:hAnsi="Times New Roman" w:cs="Times New Roman"/>
-          <w:kern w:val="0"/>
-          <w14:ligatures w14:val="none"/>
-        </w:rPr>
-      </w:pPr>
-      <w:r>
-        <w:rPr>
-          <w:rFonts w:ascii="Times New Roman" w:eastAsia="Times New Roman" w:hAnsi="Times New Roman" w:cs="Times New Roman"/>
-          <w:kern w:val="0"/>
-          <w14:ligatures w14:val="none"/>
-        </w:rPr>
-        <w:t>let b = a;  // copy</w:t>
-      </w:r>
-    </w:p>
-    <w:p>
-      <w:pPr>
-        <w:spacing w:before="100" w:beforeAutospacing="1" w:after="100" w:afterAutospacing="1" w:line="240" w:lineRule="auto"/>
-        <w:rPr>
-          <w:rFonts w:ascii="Times New Roman" w:eastAsia="Times New Roman" w:hAnsi="Times New Roman" w:cs="Times New Roman"/>
-          <w:kern w:val="0"/>
-          <w14:ligatures w14:val="none"/>
-        </w:rPr>
-      </w:pPr>
-      <w:r>
-        <w:rPr>
-          <w:rFonts w:ascii="Times New Roman" w:eastAsia="Times New Roman" w:hAnsi="Times New Roman" w:cs="Times New Roman"/>
-          <w:kern w:val="0"/>
-          <w14:ligatures w14:val="none"/>
-        </w:rPr>
-        <w:t>b = 20;</w:t>
-      </w:r>
+        <w:t xml:space="preserve">let a = </w:t>
+      </w:r>
+      <w:proofErr w:type="gramStart"/>
+      <w:r>
+        <w:rPr>
+          <w:rFonts w:ascii="Times New Roman" w:eastAsia="Times New Roman" w:hAnsi="Times New Roman" w:cs="Times New Roman"/>
+          <w:kern w:val="0"/>
+          <w14:ligatures w14:val="none"/>
+        </w:rPr>
+        <w:t>10;</w:t>
+      </w:r>
+      <w:proofErr w:type="gramEnd"/>
+    </w:p>
+    <w:p>
+      <w:pPr>
+        <w:spacing w:before="100" w:beforeAutospacing="1" w:after="100" w:afterAutospacing="1" w:line="240" w:lineRule="auto"/>
+        <w:rPr>
+          <w:rFonts w:ascii="Times New Roman" w:eastAsia="Times New Roman" w:hAnsi="Times New Roman" w:cs="Times New Roman"/>
+          <w:kern w:val="0"/>
+          <w14:ligatures w14:val="none"/>
+        </w:rPr>
+      </w:pPr>
+      <w:r>
+        <w:rPr>
+          <w:rFonts w:ascii="Times New Roman" w:eastAsia="Times New Roman" w:hAnsi="Times New Roman" w:cs="Times New Roman"/>
+          <w:kern w:val="0"/>
+          <w14:ligatures w14:val="none"/>
+        </w:rPr>
+        <w:t xml:space="preserve">let b = </w:t>
+      </w:r>
+      <w:proofErr w:type="gramStart"/>
+      <w:r>
+        <w:rPr>
+          <w:rFonts w:ascii="Times New Roman" w:eastAsia="Times New Roman" w:hAnsi="Times New Roman" w:cs="Times New Roman"/>
+          <w:kern w:val="0"/>
+          <w14:ligatures w14:val="none"/>
+        </w:rPr>
+        <w:t>a;  /</w:t>
+      </w:r>
+      <w:proofErr w:type="gramEnd"/>
+      <w:r>
+        <w:rPr>
+          <w:rFonts w:ascii="Times New Roman" w:eastAsia="Times New Roman" w:hAnsi="Times New Roman" w:cs="Times New Roman"/>
+          <w:kern w:val="0"/>
+          <w14:ligatures w14:val="none"/>
+        </w:rPr>
+        <w:t>/ copy</w:t>
+      </w:r>
+    </w:p>
+    <w:p>
+      <w:pPr>
+        <w:spacing w:before="100" w:beforeAutospacing="1" w:after="100" w:afterAutospacing="1" w:line="240" w:lineRule="auto"/>
+        <w:rPr>
+          <w:rFonts w:ascii="Times New Roman" w:eastAsia="Times New Roman" w:hAnsi="Times New Roman" w:cs="Times New Roman"/>
+          <w:kern w:val="0"/>
+          <w14:ligatures w14:val="none"/>
+        </w:rPr>
+      </w:pPr>
+      <w:r>
+        <w:rPr>
+          <w:rFonts w:ascii="Times New Roman" w:eastAsia="Times New Roman" w:hAnsi="Times New Roman" w:cs="Times New Roman"/>
+          <w:kern w:val="0"/>
+          <w14:ligatures w14:val="none"/>
+        </w:rPr>
+        <w:t xml:space="preserve">b = </w:t>
+      </w:r>
+      <w:proofErr w:type="gramStart"/>
+      <w:r>
+        <w:rPr>
+          <w:rFonts w:ascii="Times New Roman" w:eastAsia="Times New Roman" w:hAnsi="Times New Roman" w:cs="Times New Roman"/>
+          <w:kern w:val="0"/>
+          <w14:ligatures w14:val="none"/>
+        </w:rPr>
+        <w:t>20;</w:t>
+      </w:r>
+      <w:proofErr w:type="gramEnd"/>
     </w:p>
     <w:p>
       <w:pPr>
@@ -4050,13 +4707,23 @@
           <w14:ligatures w14:val="none"/>
         </w:rPr>
       </w:pPr>
-      <w:r>
-        <w:rPr>
-          <w:rFonts w:ascii="Times New Roman" w:eastAsia="Times New Roman" w:hAnsi="Times New Roman" w:cs="Times New Roman"/>
-          <w:kern w:val="0"/>
-          <w14:ligatures w14:val="none"/>
-        </w:rPr>
-        <w:t>a has a toy “10”</w:t>
+      <w:proofErr w:type="spellStart"/>
+      <w:r>
+        <w:rPr>
+          <w:rFonts w:ascii="Times New Roman" w:eastAsia="Times New Roman" w:hAnsi="Times New Roman" w:cs="Times New Roman"/>
+          <w:kern w:val="0"/>
+          <w14:ligatures w14:val="none"/>
+        </w:rPr>
+        <w:t>a</w:t>
+      </w:r>
+      <w:proofErr w:type="spellEnd"/>
+      <w:r>
+        <w:rPr>
+          <w:rFonts w:ascii="Times New Roman" w:eastAsia="Times New Roman" w:hAnsi="Times New Roman" w:cs="Times New Roman"/>
+          <w:kern w:val="0"/>
+          <w14:ligatures w14:val="none"/>
+        </w:rPr>
+        <w:t xml:space="preserve"> has a toy “10”</w:t>
       </w:r>
     </w:p>
     <w:p>
@@ -4173,7 +4840,7 @@
           <w14:ligatures w14:val="none"/>
         </w:rPr>
         <w:pict w14:anchorId="2964FB68">
-          <v:rect id="_x0000_i1146" style="width:0;height:1.5pt" o:hralign="center" o:hrstd="t" o:hr="t" fillcolor="#a0a0a0" stroked="f"/>
+          <v:rect id="_x0000_i1033" style="width:0;height:1.5pt" o:hralign="center" o:hrstd="t" o:hr="t" fillcolor="#a0a0a0" stroked="f"/>
         </w:pict>
       </w:r>
     </w:p>
@@ -4214,8 +4881,18 @@
           <w:kern w:val="0"/>
           <w14:ligatures w14:val="none"/>
         </w:rPr>
-        <w:t>let obj1 = {name: "Lakshit"};</w:t>
-      </w:r>
+        <w:t>let obj1 = {name: "Lakshit"</w:t>
+      </w:r>
+      <w:proofErr w:type="gramStart"/>
+      <w:r>
+        <w:rPr>
+          <w:rFonts w:ascii="Times New Roman" w:eastAsia="Times New Roman" w:hAnsi="Times New Roman" w:cs="Times New Roman"/>
+          <w:kern w:val="0"/>
+          <w14:ligatures w14:val="none"/>
+        </w:rPr>
+        <w:t>};</w:t>
+      </w:r>
+      <w:proofErr w:type="gramEnd"/>
     </w:p>
     <w:p>
       <w:pPr>
@@ -4250,8 +4927,18 @@
           <w:kern w:val="0"/>
           <w14:ligatures w14:val="none"/>
         </w:rPr>
-        <w:t>obj2.name = "Rahul";</w:t>
-      </w:r>
+        <w:t>obj2.name = "Rahul</w:t>
+      </w:r>
+      <w:proofErr w:type="gramStart"/>
+      <w:r>
+        <w:rPr>
+          <w:rFonts w:ascii="Times New Roman" w:eastAsia="Times New Roman" w:hAnsi="Times New Roman" w:cs="Times New Roman"/>
+          <w:kern w:val="0"/>
+          <w14:ligatures w14:val="none"/>
+        </w:rPr>
+        <w:t>";</w:t>
+      </w:r>
+      <w:proofErr w:type="gramEnd"/>
     </w:p>
     <w:p>
       <w:pPr>
@@ -4310,13 +4997,23 @@
           <w14:ligatures w14:val="none"/>
         </w:rPr>
       </w:pPr>
-      <w:r>
-        <w:rPr>
-          <w:rFonts w:ascii="Times New Roman" w:eastAsia="Times New Roman" w:hAnsi="Times New Roman" w:cs="Times New Roman"/>
-          <w:kern w:val="0"/>
-          <w14:ligatures w14:val="none"/>
-        </w:rPr>
-        <w:t xml:space="preserve">You open box #401 → there is </w:t>
+      <w:proofErr w:type="gramStart"/>
+      <w:r>
+        <w:rPr>
+          <w:rFonts w:ascii="Times New Roman" w:eastAsia="Times New Roman" w:hAnsi="Times New Roman" w:cs="Times New Roman"/>
+          <w:kern w:val="0"/>
+          <w14:ligatures w14:val="none"/>
+        </w:rPr>
+        <w:t>You</w:t>
+      </w:r>
+      <w:proofErr w:type="gramEnd"/>
+      <w:r>
+        <w:rPr>
+          <w:rFonts w:ascii="Times New Roman" w:eastAsia="Times New Roman" w:hAnsi="Times New Roman" w:cs="Times New Roman"/>
+          <w:kern w:val="0"/>
+          <w14:ligatures w14:val="none"/>
+        </w:rPr>
+        <w:t xml:space="preserve"> open box #401 → there is </w:t>
       </w:r>
       <w:r>
         <w:rPr>
@@ -4338,13 +5035,23 @@
           <w14:ligatures w14:val="none"/>
         </w:rPr>
       </w:pPr>
-      <w:r>
-        <w:rPr>
-          <w:rFonts w:ascii="Times New Roman" w:eastAsia="Times New Roman" w:hAnsi="Times New Roman" w:cs="Times New Roman"/>
-          <w:kern w:val="0"/>
-          <w14:ligatures w14:val="none"/>
-        </w:rPr>
-        <w:t>So if you change the box from one sticky note, the change shows up in the other too.</w:t>
+      <w:proofErr w:type="gramStart"/>
+      <w:r>
+        <w:rPr>
+          <w:rFonts w:ascii="Times New Roman" w:eastAsia="Times New Roman" w:hAnsi="Times New Roman" w:cs="Times New Roman"/>
+          <w:kern w:val="0"/>
+          <w14:ligatures w14:val="none"/>
+        </w:rPr>
+        <w:t>So</w:t>
+      </w:r>
+      <w:proofErr w:type="gramEnd"/>
+      <w:r>
+        <w:rPr>
+          <w:rFonts w:ascii="Times New Roman" w:eastAsia="Times New Roman" w:hAnsi="Times New Roman" w:cs="Times New Roman"/>
+          <w:kern w:val="0"/>
+          <w14:ligatures w14:val="none"/>
+        </w:rPr>
+        <w:t xml:space="preserve"> if you change the box from one sticky note, the change shows up in the other too.</w:t>
       </w:r>
     </w:p>
     <w:p>
@@ -4400,7 +5107,7 @@
           <w14:ligatures w14:val="none"/>
         </w:rPr>
         <w:pict w14:anchorId="220D873F">
-          <v:rect id="_x0000_i1147" style="width:0;height:1.5pt" o:hralign="center" o:hrstd="t" o:hr="t" fillcolor="#a0a0a0" stroked="f"/>
+          <v:rect id="_x0000_i1034" style="width:0;height:1.5pt" o:hralign="center" o:hrstd="t" o:hr="t" fillcolor="#a0a0a0" stroked="f"/>
         </w:pict>
       </w:r>
     </w:p>
@@ -4581,7 +5288,25 @@
                 <w:kern w:val="0"/>
                 <w14:ligatures w14:val="none"/>
               </w:rPr>
-              <w:t xml:space="preserve"> (numbers, strings, booleans)</w:t>
+              <w:t xml:space="preserve"> (numbers, strings, </w:t>
+            </w:r>
+            <w:proofErr w:type="spellStart"/>
+            <w:r>
+              <w:rPr>
+                <w:rFonts w:ascii="Times New Roman" w:eastAsia="Times New Roman" w:hAnsi="Times New Roman" w:cs="Times New Roman"/>
+                <w:kern w:val="0"/>
+                <w14:ligatures w14:val="none"/>
+              </w:rPr>
+              <w:t>booleans</w:t>
+            </w:r>
+            <w:proofErr w:type="spellEnd"/>
+            <w:r>
+              <w:rPr>
+                <w:rFonts w:ascii="Times New Roman" w:eastAsia="Times New Roman" w:hAnsi="Times New Roman" w:cs="Times New Roman"/>
+                <w:kern w:val="0"/>
+                <w14:ligatures w14:val="none"/>
+              </w:rPr>
+              <w:t>)</w:t>
             </w:r>
           </w:p>
         </w:tc>
@@ -4823,7 +5548,7 @@
           <w14:ligatures w14:val="none"/>
         </w:rPr>
         <w:pict w14:anchorId="7C0A33C8">
-          <v:rect id="_x0000_i1148" style="width:0;height:1.5pt" o:hralign="center" o:hrstd="t" o:hr="t" fillcolor="#a0a0a0" stroked="f"/>
+          <v:rect id="_x0000_i1035" style="width:0;height:1.5pt" o:hralign="center" o:hrstd="t" o:hr="t" fillcolor="#a0a0a0" stroked="f"/>
         </w:pict>
       </w:r>
     </w:p>
@@ -4981,7 +5706,29 @@
           <w:kern w:val="0"/>
           <w14:ligatures w14:val="none"/>
         </w:rPr>
-        <w:t>let arr = []</w:t>
+        <w:t xml:space="preserve">let </w:t>
+      </w:r>
+      <w:proofErr w:type="spellStart"/>
+      <w:r>
+        <w:rPr>
+          <w:rFonts w:ascii="Times New Roman" w:eastAsia="Times New Roman" w:hAnsi="Times New Roman" w:cs="Times New Roman"/>
+          <w:b/>
+          <w:bCs/>
+          <w:kern w:val="0"/>
+          <w14:ligatures w14:val="none"/>
+        </w:rPr>
+        <w:t>arr</w:t>
+      </w:r>
+      <w:proofErr w:type="spellEnd"/>
+      <w:r>
+        <w:rPr>
+          <w:rFonts w:ascii="Times New Roman" w:eastAsia="Times New Roman" w:hAnsi="Times New Roman" w:cs="Times New Roman"/>
+          <w:b/>
+          <w:bCs/>
+          <w:kern w:val="0"/>
+          <w14:ligatures w14:val="none"/>
+        </w:rPr>
+        <w:t xml:space="preserve"> = []</w:t>
       </w:r>
     </w:p>
     <w:p>
@@ -5038,51 +5785,249 @@
           <w:kern w:val="0"/>
           <w14:ligatures w14:val="none"/>
         </w:rPr>
-        <w:t>let arr = [ 1, 2, 3, 4, 5 ];</w:t>
-      </w:r>
-    </w:p>
-    <w:p>
-      <w:pPr>
-        <w:spacing w:before="100" w:beforeAutospacing="1" w:after="100" w:afterAutospacing="1" w:line="240" w:lineRule="auto"/>
-        <w:rPr>
-          <w:rFonts w:ascii="Times New Roman" w:eastAsia="Times New Roman" w:hAnsi="Times New Roman" w:cs="Times New Roman"/>
-          <w:b/>
-          <w:bCs/>
-          <w:kern w:val="0"/>
-          <w14:ligatures w14:val="none"/>
-        </w:rPr>
-      </w:pPr>
-      <w:r>
-        <w:rPr>
-          <w:rFonts w:ascii="Times New Roman" w:eastAsia="Times New Roman" w:hAnsi="Times New Roman" w:cs="Times New Roman"/>
-          <w:b/>
-          <w:bCs/>
-          <w:kern w:val="0"/>
-          <w14:ligatures w14:val="none"/>
-        </w:rPr>
-        <w:t>let arr = [ 'a', 'b', 'c', 'd', 'e' ];</w:t>
-      </w:r>
-    </w:p>
-    <w:p>
-      <w:pPr>
-        <w:spacing w:before="100" w:beforeAutospacing="1" w:after="100" w:afterAutospacing="1" w:line="240" w:lineRule="auto"/>
-        <w:rPr>
-          <w:rFonts w:ascii="Times New Roman" w:eastAsia="Times New Roman" w:hAnsi="Times New Roman" w:cs="Times New Roman"/>
-          <w:b/>
-          <w:bCs/>
-          <w:kern w:val="0"/>
-          <w14:ligatures w14:val="none"/>
-        </w:rPr>
-      </w:pPr>
-      <w:r>
-        <w:rPr>
-          <w:rFonts w:ascii="Times New Roman" w:eastAsia="Times New Roman" w:hAnsi="Times New Roman" w:cs="Times New Roman"/>
-          <w:b/>
-          <w:bCs/>
-          <w:kern w:val="0"/>
-          <w14:ligatures w14:val="none"/>
-        </w:rPr>
-        <w:t>let arr = [ 1.4, 2.0, 24, 5.0, 0.0 ];</w:t>
+        <w:t xml:space="preserve">let </w:t>
+      </w:r>
+      <w:proofErr w:type="spellStart"/>
+      <w:r>
+        <w:rPr>
+          <w:rFonts w:ascii="Times New Roman" w:eastAsia="Times New Roman" w:hAnsi="Times New Roman" w:cs="Times New Roman"/>
+          <w:b/>
+          <w:bCs/>
+          <w:kern w:val="0"/>
+          <w14:ligatures w14:val="none"/>
+        </w:rPr>
+        <w:t>arr</w:t>
+      </w:r>
+      <w:proofErr w:type="spellEnd"/>
+      <w:r>
+        <w:rPr>
+          <w:rFonts w:ascii="Times New Roman" w:eastAsia="Times New Roman" w:hAnsi="Times New Roman" w:cs="Times New Roman"/>
+          <w:b/>
+          <w:bCs/>
+          <w:kern w:val="0"/>
+          <w14:ligatures w14:val="none"/>
+        </w:rPr>
+        <w:t xml:space="preserve"> = </w:t>
+      </w:r>
+      <w:proofErr w:type="gramStart"/>
+      <w:r>
+        <w:rPr>
+          <w:rFonts w:ascii="Times New Roman" w:eastAsia="Times New Roman" w:hAnsi="Times New Roman" w:cs="Times New Roman"/>
+          <w:b/>
+          <w:bCs/>
+          <w:kern w:val="0"/>
+          <w14:ligatures w14:val="none"/>
+        </w:rPr>
+        <w:t>[ 1</w:t>
+      </w:r>
+      <w:proofErr w:type="gramEnd"/>
+      <w:r>
+        <w:rPr>
+          <w:rFonts w:ascii="Times New Roman" w:eastAsia="Times New Roman" w:hAnsi="Times New Roman" w:cs="Times New Roman"/>
+          <w:b/>
+          <w:bCs/>
+          <w:kern w:val="0"/>
+          <w14:ligatures w14:val="none"/>
+        </w:rPr>
+        <w:t xml:space="preserve">, 2, 3, 4, </w:t>
+      </w:r>
+      <w:proofErr w:type="gramStart"/>
+      <w:r>
+        <w:rPr>
+          <w:rFonts w:ascii="Times New Roman" w:eastAsia="Times New Roman" w:hAnsi="Times New Roman" w:cs="Times New Roman"/>
+          <w:b/>
+          <w:bCs/>
+          <w:kern w:val="0"/>
+          <w14:ligatures w14:val="none"/>
+        </w:rPr>
+        <w:t>5 ]</w:t>
+      </w:r>
+      <w:proofErr w:type="gramEnd"/>
+      <w:r>
+        <w:rPr>
+          <w:rFonts w:ascii="Times New Roman" w:eastAsia="Times New Roman" w:hAnsi="Times New Roman" w:cs="Times New Roman"/>
+          <w:b/>
+          <w:bCs/>
+          <w:kern w:val="0"/>
+          <w14:ligatures w14:val="none"/>
+        </w:rPr>
+        <w:t>;</w:t>
+      </w:r>
+    </w:p>
+    <w:p>
+      <w:pPr>
+        <w:spacing w:before="100" w:beforeAutospacing="1" w:after="100" w:afterAutospacing="1" w:line="240" w:lineRule="auto"/>
+        <w:rPr>
+          <w:rFonts w:ascii="Times New Roman" w:eastAsia="Times New Roman" w:hAnsi="Times New Roman" w:cs="Times New Roman"/>
+          <w:b/>
+          <w:bCs/>
+          <w:kern w:val="0"/>
+          <w14:ligatures w14:val="none"/>
+        </w:rPr>
+      </w:pPr>
+      <w:r>
+        <w:rPr>
+          <w:rFonts w:ascii="Times New Roman" w:eastAsia="Times New Roman" w:hAnsi="Times New Roman" w:cs="Times New Roman"/>
+          <w:b/>
+          <w:bCs/>
+          <w:kern w:val="0"/>
+          <w14:ligatures w14:val="none"/>
+        </w:rPr>
+        <w:t xml:space="preserve">let </w:t>
+      </w:r>
+      <w:proofErr w:type="spellStart"/>
+      <w:r>
+        <w:rPr>
+          <w:rFonts w:ascii="Times New Roman" w:eastAsia="Times New Roman" w:hAnsi="Times New Roman" w:cs="Times New Roman"/>
+          <w:b/>
+          <w:bCs/>
+          <w:kern w:val="0"/>
+          <w14:ligatures w14:val="none"/>
+        </w:rPr>
+        <w:t>arr</w:t>
+      </w:r>
+      <w:proofErr w:type="spellEnd"/>
+      <w:r>
+        <w:rPr>
+          <w:rFonts w:ascii="Times New Roman" w:eastAsia="Times New Roman" w:hAnsi="Times New Roman" w:cs="Times New Roman"/>
+          <w:b/>
+          <w:bCs/>
+          <w:kern w:val="0"/>
+          <w14:ligatures w14:val="none"/>
+        </w:rPr>
+        <w:t xml:space="preserve"> = </w:t>
+      </w:r>
+      <w:proofErr w:type="gramStart"/>
+      <w:r>
+        <w:rPr>
+          <w:rFonts w:ascii="Times New Roman" w:eastAsia="Times New Roman" w:hAnsi="Times New Roman" w:cs="Times New Roman"/>
+          <w:b/>
+          <w:bCs/>
+          <w:kern w:val="0"/>
+          <w14:ligatures w14:val="none"/>
+        </w:rPr>
+        <w:t>[ '</w:t>
+      </w:r>
+      <w:proofErr w:type="gramEnd"/>
+      <w:r>
+        <w:rPr>
+          <w:rFonts w:ascii="Times New Roman" w:eastAsia="Times New Roman" w:hAnsi="Times New Roman" w:cs="Times New Roman"/>
+          <w:b/>
+          <w:bCs/>
+          <w:kern w:val="0"/>
+          <w14:ligatures w14:val="none"/>
+        </w:rPr>
+        <w:t>a', 'b', 'c', 'd', 'e</w:t>
+      </w:r>
+      <w:proofErr w:type="gramStart"/>
+      <w:r>
+        <w:rPr>
+          <w:rFonts w:ascii="Times New Roman" w:eastAsia="Times New Roman" w:hAnsi="Times New Roman" w:cs="Times New Roman"/>
+          <w:b/>
+          <w:bCs/>
+          <w:kern w:val="0"/>
+          <w14:ligatures w14:val="none"/>
+        </w:rPr>
+        <w:t>' ]</w:t>
+      </w:r>
+      <w:proofErr w:type="gramEnd"/>
+      <w:r>
+        <w:rPr>
+          <w:rFonts w:ascii="Times New Roman" w:eastAsia="Times New Roman" w:hAnsi="Times New Roman" w:cs="Times New Roman"/>
+          <w:b/>
+          <w:bCs/>
+          <w:kern w:val="0"/>
+          <w14:ligatures w14:val="none"/>
+        </w:rPr>
+        <w:t>;</w:t>
+      </w:r>
+    </w:p>
+    <w:p>
+      <w:pPr>
+        <w:spacing w:before="100" w:beforeAutospacing="1" w:after="100" w:afterAutospacing="1" w:line="240" w:lineRule="auto"/>
+        <w:rPr>
+          <w:rFonts w:ascii="Times New Roman" w:eastAsia="Times New Roman" w:hAnsi="Times New Roman" w:cs="Times New Roman"/>
+          <w:b/>
+          <w:bCs/>
+          <w:kern w:val="0"/>
+          <w14:ligatures w14:val="none"/>
+        </w:rPr>
+      </w:pPr>
+      <w:r>
+        <w:rPr>
+          <w:rFonts w:ascii="Times New Roman" w:eastAsia="Times New Roman" w:hAnsi="Times New Roman" w:cs="Times New Roman"/>
+          <w:b/>
+          <w:bCs/>
+          <w:kern w:val="0"/>
+          <w14:ligatures w14:val="none"/>
+        </w:rPr>
+        <w:t xml:space="preserve">let </w:t>
+      </w:r>
+      <w:proofErr w:type="spellStart"/>
+      <w:r>
+        <w:rPr>
+          <w:rFonts w:ascii="Times New Roman" w:eastAsia="Times New Roman" w:hAnsi="Times New Roman" w:cs="Times New Roman"/>
+          <w:b/>
+          <w:bCs/>
+          <w:kern w:val="0"/>
+          <w14:ligatures w14:val="none"/>
+        </w:rPr>
+        <w:t>arr</w:t>
+      </w:r>
+      <w:proofErr w:type="spellEnd"/>
+      <w:r>
+        <w:rPr>
+          <w:rFonts w:ascii="Times New Roman" w:eastAsia="Times New Roman" w:hAnsi="Times New Roman" w:cs="Times New Roman"/>
+          <w:b/>
+          <w:bCs/>
+          <w:kern w:val="0"/>
+          <w14:ligatures w14:val="none"/>
+        </w:rPr>
+        <w:t xml:space="preserve"> = </w:t>
+      </w:r>
+      <w:proofErr w:type="gramStart"/>
+      <w:r>
+        <w:rPr>
+          <w:rFonts w:ascii="Times New Roman" w:eastAsia="Times New Roman" w:hAnsi="Times New Roman" w:cs="Times New Roman"/>
+          <w:b/>
+          <w:bCs/>
+          <w:kern w:val="0"/>
+          <w14:ligatures w14:val="none"/>
+        </w:rPr>
+        <w:t>[ 1.4</w:t>
+      </w:r>
+      <w:proofErr w:type="gramEnd"/>
+      <w:r>
+        <w:rPr>
+          <w:rFonts w:ascii="Times New Roman" w:eastAsia="Times New Roman" w:hAnsi="Times New Roman" w:cs="Times New Roman"/>
+          <w:b/>
+          <w:bCs/>
+          <w:kern w:val="0"/>
+          <w14:ligatures w14:val="none"/>
+        </w:rPr>
+        <w:t xml:space="preserve">, 2.0, 24, 5.0, </w:t>
+      </w:r>
+      <w:proofErr w:type="gramStart"/>
+      <w:r>
+        <w:rPr>
+          <w:rFonts w:ascii="Times New Roman" w:eastAsia="Times New Roman" w:hAnsi="Times New Roman" w:cs="Times New Roman"/>
+          <w:b/>
+          <w:bCs/>
+          <w:kern w:val="0"/>
+          <w14:ligatures w14:val="none"/>
+        </w:rPr>
+        <w:t>0.0 ]</w:t>
+      </w:r>
+      <w:proofErr w:type="gramEnd"/>
+      <w:r>
+        <w:rPr>
+          <w:rFonts w:ascii="Times New Roman" w:eastAsia="Times New Roman" w:hAnsi="Times New Roman" w:cs="Times New Roman"/>
+          <w:b/>
+          <w:bCs/>
+          <w:kern w:val="0"/>
+          <w14:ligatures w14:val="none"/>
+        </w:rPr>
+        <w:t>;</w:t>
       </w:r>
     </w:p>
     <w:p>
@@ -5158,15 +6103,27 @@
           <w14:ligatures w14:val="none"/>
         </w:rPr>
       </w:pPr>
-      <w:r>
-        <w:rPr>
-          <w:rFonts w:ascii="Times New Roman" w:eastAsia="Times New Roman" w:hAnsi="Times New Roman" w:cs="Times New Roman"/>
-          <w:b/>
-          <w:bCs/>
-          <w:kern w:val="0"/>
-          <w14:ligatures w14:val="none"/>
-        </w:rPr>
-        <w:t>On the basis of Size</w:t>
+      <w:proofErr w:type="gramStart"/>
+      <w:r>
+        <w:rPr>
+          <w:rFonts w:ascii="Times New Roman" w:eastAsia="Times New Roman" w:hAnsi="Times New Roman" w:cs="Times New Roman"/>
+          <w:b/>
+          <w:bCs/>
+          <w:kern w:val="0"/>
+          <w14:ligatures w14:val="none"/>
+        </w:rPr>
+        <w:t>On the basis of</w:t>
+      </w:r>
+      <w:proofErr w:type="gramEnd"/>
+      <w:r>
+        <w:rPr>
+          <w:rFonts w:ascii="Times New Roman" w:eastAsia="Times New Roman" w:hAnsi="Times New Roman" w:cs="Times New Roman"/>
+          <w:b/>
+          <w:bCs/>
+          <w:kern w:val="0"/>
+          <w14:ligatures w14:val="none"/>
+        </w:rPr>
+        <w:t xml:space="preserve"> Size</w:t>
       </w:r>
     </w:p>
     <w:p>
@@ -5184,45 +6141,58 @@
           <w14:ligatures w14:val="none"/>
         </w:rPr>
       </w:pPr>
-      <w:r>
-        <w:rPr>
-          <w:rFonts w:ascii="Times New Roman" w:eastAsia="Times New Roman" w:hAnsi="Times New Roman" w:cs="Times New Roman"/>
-          <w:b/>
-          <w:bCs/>
-          <w:kern w:val="0"/>
-          <w14:ligatures w14:val="none"/>
-        </w:rPr>
-        <w:t>On the basis of Dimensions</w:t>
-      </w:r>
-    </w:p>
-    <w:p>
-      <w:pPr>
-        <w:spacing w:before="100" w:beforeAutospacing="1" w:after="100" w:afterAutospacing="1" w:line="240" w:lineRule="auto"/>
-        <w:rPr>
-          <w:rFonts w:ascii="Times New Roman" w:eastAsia="Times New Roman" w:hAnsi="Times New Roman" w:cs="Times New Roman"/>
-          <w:b/>
-          <w:bCs/>
-          <w:kern w:val="0"/>
-          <w14:ligatures w14:val="none"/>
-        </w:rPr>
-      </w:pPr>
-    </w:p>
-    <w:p>
-      <w:pPr>
-        <w:spacing w:before="100" w:beforeAutospacing="1" w:after="100" w:afterAutospacing="1" w:line="240" w:lineRule="auto"/>
-        <w:rPr>
-          <w:rFonts w:ascii="Times New Roman" w:eastAsia="Times New Roman" w:hAnsi="Times New Roman" w:cs="Times New Roman"/>
-          <w:b/>
-          <w:bCs/>
-          <w:kern w:val="0"/>
-          <w14:ligatures w14:val="none"/>
-        </w:rPr>
-      </w:pPr>
-      <w:r>
-        <w:rPr>
-          <w:rFonts w:ascii="Times New Roman" w:eastAsia="Times New Roman" w:hAnsi="Times New Roman" w:cs="Times New Roman"/>
-          <w:b/>
-          <w:bCs/>
+      <w:proofErr w:type="gramStart"/>
+      <w:r>
+        <w:rPr>
+          <w:rFonts w:ascii="Times New Roman" w:eastAsia="Times New Roman" w:hAnsi="Times New Roman" w:cs="Times New Roman"/>
+          <w:b/>
+          <w:bCs/>
+          <w:kern w:val="0"/>
+          <w14:ligatures w14:val="none"/>
+        </w:rPr>
+        <w:t>On the basis of</w:t>
+      </w:r>
+      <w:proofErr w:type="gramEnd"/>
+      <w:r>
+        <w:rPr>
+          <w:rFonts w:ascii="Times New Roman" w:eastAsia="Times New Roman" w:hAnsi="Times New Roman" w:cs="Times New Roman"/>
+          <w:b/>
+          <w:bCs/>
+          <w:kern w:val="0"/>
+          <w14:ligatures w14:val="none"/>
+        </w:rPr>
+        <w:t xml:space="preserve"> Dimensions</w:t>
+      </w:r>
+    </w:p>
+    <w:p>
+      <w:pPr>
+        <w:spacing w:before="100" w:beforeAutospacing="1" w:after="100" w:afterAutospacing="1" w:line="240" w:lineRule="auto"/>
+        <w:rPr>
+          <w:rFonts w:ascii="Times New Roman" w:eastAsia="Times New Roman" w:hAnsi="Times New Roman" w:cs="Times New Roman"/>
+          <w:b/>
+          <w:bCs/>
+          <w:kern w:val="0"/>
+          <w14:ligatures w14:val="none"/>
+        </w:rPr>
+      </w:pPr>
+    </w:p>
+    <w:p>
+      <w:pPr>
+        <w:spacing w:before="100" w:beforeAutospacing="1" w:after="100" w:afterAutospacing="1" w:line="240" w:lineRule="auto"/>
+        <w:rPr>
+          <w:rFonts w:ascii="Times New Roman" w:eastAsia="Times New Roman" w:hAnsi="Times New Roman" w:cs="Times New Roman"/>
+          <w:b/>
+          <w:bCs/>
+          <w:kern w:val="0"/>
+          <w14:ligatures w14:val="none"/>
+        </w:rPr>
+      </w:pPr>
+      <w:r>
+        <w:rPr>
+          <w:rFonts w:ascii="Times New Roman" w:eastAsia="Times New Roman" w:hAnsi="Times New Roman" w:cs="Times New Roman"/>
+          <w:b/>
+          <w:bCs/>
+          <w:noProof/>
           <w:kern w:val="0"/>
           <w14:ligatures w14:val="none"/>
         </w:rPr>
@@ -5375,119 +6345,281 @@
           <w:kern w:val="0"/>
           <w14:ligatures w14:val="none"/>
         </w:rPr>
-        <w:t xml:space="preserve">let arr = [1, 2, 3];  </w:t>
-      </w:r>
-    </w:p>
-    <w:p>
-      <w:pPr>
-        <w:spacing w:before="100" w:beforeAutospacing="1" w:after="100" w:afterAutospacing="1" w:line="240" w:lineRule="auto"/>
-        <w:rPr>
-          <w:rFonts w:ascii="Times New Roman" w:eastAsia="Times New Roman" w:hAnsi="Times New Roman" w:cs="Times New Roman"/>
-          <w:b/>
-          <w:bCs/>
-          <w:kern w:val="0"/>
-          <w14:ligatures w14:val="none"/>
-        </w:rPr>
-      </w:pPr>
-    </w:p>
-    <w:p>
-      <w:pPr>
-        <w:spacing w:before="100" w:beforeAutospacing="1" w:after="100" w:afterAutospacing="1" w:line="240" w:lineRule="auto"/>
-        <w:rPr>
-          <w:rFonts w:ascii="Times New Roman" w:eastAsia="Times New Roman" w:hAnsi="Times New Roman" w:cs="Times New Roman"/>
-          <w:b/>
-          <w:bCs/>
-          <w:kern w:val="0"/>
-          <w14:ligatures w14:val="none"/>
-        </w:rPr>
-      </w:pPr>
-      <w:r>
-        <w:rPr>
-          <w:rFonts w:ascii="Times New Roman" w:eastAsia="Times New Roman" w:hAnsi="Times New Roman" w:cs="Times New Roman"/>
-          <w:b/>
-          <w:bCs/>
-          <w:kern w:val="0"/>
-          <w14:ligatures w14:val="none"/>
-        </w:rPr>
-        <w:t>arr.push(4);   // add at end</w:t>
-      </w:r>
-    </w:p>
-    <w:p>
-      <w:pPr>
-        <w:spacing w:before="100" w:beforeAutospacing="1" w:after="100" w:afterAutospacing="1" w:line="240" w:lineRule="auto"/>
-        <w:rPr>
-          <w:rFonts w:ascii="Times New Roman" w:eastAsia="Times New Roman" w:hAnsi="Times New Roman" w:cs="Times New Roman"/>
-          <w:b/>
-          <w:bCs/>
-          <w:kern w:val="0"/>
-          <w14:ligatures w14:val="none"/>
-        </w:rPr>
-      </w:pPr>
-      <w:r>
-        <w:rPr>
-          <w:rFonts w:ascii="Times New Roman" w:eastAsia="Times New Roman" w:hAnsi="Times New Roman" w:cs="Times New Roman"/>
-          <w:b/>
-          <w:bCs/>
-          <w:kern w:val="0"/>
-          <w14:ligatures w14:val="none"/>
-        </w:rPr>
-        <w:t>arr.push(5);   // add more</w:t>
-      </w:r>
-    </w:p>
-    <w:p>
-      <w:pPr>
-        <w:spacing w:before="100" w:beforeAutospacing="1" w:after="100" w:afterAutospacing="1" w:line="240" w:lineRule="auto"/>
-        <w:rPr>
-          <w:rFonts w:ascii="Times New Roman" w:eastAsia="Times New Roman" w:hAnsi="Times New Roman" w:cs="Times New Roman"/>
-          <w:b/>
-          <w:bCs/>
-          <w:kern w:val="0"/>
-          <w14:ligatures w14:val="none"/>
-        </w:rPr>
-      </w:pPr>
-      <w:r>
-        <w:rPr>
-          <w:rFonts w:ascii="Times New Roman" w:eastAsia="Times New Roman" w:hAnsi="Times New Roman" w:cs="Times New Roman"/>
-          <w:b/>
-          <w:bCs/>
-          <w:kern w:val="0"/>
-          <w14:ligatures w14:val="none"/>
-        </w:rPr>
-        <w:t>arr.pop();     // remove last</w:t>
-      </w:r>
-    </w:p>
-    <w:p>
-      <w:pPr>
-        <w:spacing w:before="100" w:beforeAutospacing="1" w:after="100" w:afterAutospacing="1" w:line="240" w:lineRule="auto"/>
-        <w:rPr>
-          <w:rFonts w:ascii="Times New Roman" w:eastAsia="Times New Roman" w:hAnsi="Times New Roman" w:cs="Times New Roman"/>
-          <w:b/>
-          <w:bCs/>
-          <w:kern w:val="0"/>
-          <w14:ligatures w14:val="none"/>
-        </w:rPr>
-      </w:pPr>
-    </w:p>
-    <w:p>
-      <w:pPr>
-        <w:spacing w:before="100" w:beforeAutospacing="1" w:after="100" w:afterAutospacing="1" w:line="240" w:lineRule="auto"/>
-        <w:rPr>
-          <w:rFonts w:ascii="Times New Roman" w:eastAsia="Times New Roman" w:hAnsi="Times New Roman" w:cs="Times New Roman"/>
-          <w:b/>
-          <w:bCs/>
-          <w:kern w:val="0"/>
-          <w14:ligatures w14:val="none"/>
-        </w:rPr>
-      </w:pPr>
-      <w:r>
-        <w:rPr>
-          <w:rFonts w:ascii="Times New Roman" w:eastAsia="Times New Roman" w:hAnsi="Times New Roman" w:cs="Times New Roman"/>
-          <w:b/>
-          <w:bCs/>
-          <w:kern w:val="0"/>
-          <w14:ligatures w14:val="none"/>
-        </w:rPr>
-        <w:t>console.log(arr); // [1, 2, 3, 4]</w:t>
+        <w:t xml:space="preserve">let </w:t>
+      </w:r>
+      <w:proofErr w:type="spellStart"/>
+      <w:r>
+        <w:rPr>
+          <w:rFonts w:ascii="Times New Roman" w:eastAsia="Times New Roman" w:hAnsi="Times New Roman" w:cs="Times New Roman"/>
+          <w:b/>
+          <w:bCs/>
+          <w:kern w:val="0"/>
+          <w14:ligatures w14:val="none"/>
+        </w:rPr>
+        <w:t>arr</w:t>
+      </w:r>
+      <w:proofErr w:type="spellEnd"/>
+      <w:r>
+        <w:rPr>
+          <w:rFonts w:ascii="Times New Roman" w:eastAsia="Times New Roman" w:hAnsi="Times New Roman" w:cs="Times New Roman"/>
+          <w:b/>
+          <w:bCs/>
+          <w:kern w:val="0"/>
+          <w14:ligatures w14:val="none"/>
+        </w:rPr>
+        <w:t xml:space="preserve"> = [1, 2, 3</w:t>
+      </w:r>
+      <w:proofErr w:type="gramStart"/>
+      <w:r>
+        <w:rPr>
+          <w:rFonts w:ascii="Times New Roman" w:eastAsia="Times New Roman" w:hAnsi="Times New Roman" w:cs="Times New Roman"/>
+          <w:b/>
+          <w:bCs/>
+          <w:kern w:val="0"/>
+          <w14:ligatures w14:val="none"/>
+        </w:rPr>
+        <w:t>];</w:t>
+      </w:r>
+      <w:proofErr w:type="gramEnd"/>
+      <w:r>
+        <w:rPr>
+          <w:rFonts w:ascii="Times New Roman" w:eastAsia="Times New Roman" w:hAnsi="Times New Roman" w:cs="Times New Roman"/>
+          <w:b/>
+          <w:bCs/>
+          <w:kern w:val="0"/>
+          <w14:ligatures w14:val="none"/>
+        </w:rPr>
+        <w:t xml:space="preserve">  </w:t>
+      </w:r>
+    </w:p>
+    <w:p>
+      <w:pPr>
+        <w:spacing w:before="100" w:beforeAutospacing="1" w:after="100" w:afterAutospacing="1" w:line="240" w:lineRule="auto"/>
+        <w:rPr>
+          <w:rFonts w:ascii="Times New Roman" w:eastAsia="Times New Roman" w:hAnsi="Times New Roman" w:cs="Times New Roman"/>
+          <w:b/>
+          <w:bCs/>
+          <w:kern w:val="0"/>
+          <w14:ligatures w14:val="none"/>
+        </w:rPr>
+      </w:pPr>
+    </w:p>
+    <w:p>
+      <w:pPr>
+        <w:spacing w:before="100" w:beforeAutospacing="1" w:after="100" w:afterAutospacing="1" w:line="240" w:lineRule="auto"/>
+        <w:rPr>
+          <w:rFonts w:ascii="Times New Roman" w:eastAsia="Times New Roman" w:hAnsi="Times New Roman" w:cs="Times New Roman"/>
+          <w:b/>
+          <w:bCs/>
+          <w:kern w:val="0"/>
+          <w14:ligatures w14:val="none"/>
+        </w:rPr>
+      </w:pPr>
+      <w:proofErr w:type="spellStart"/>
+      <w:proofErr w:type="gramStart"/>
+      <w:r>
+        <w:rPr>
+          <w:rFonts w:ascii="Times New Roman" w:eastAsia="Times New Roman" w:hAnsi="Times New Roman" w:cs="Times New Roman"/>
+          <w:b/>
+          <w:bCs/>
+          <w:kern w:val="0"/>
+          <w14:ligatures w14:val="none"/>
+        </w:rPr>
+        <w:t>arr.push</w:t>
+      </w:r>
+      <w:proofErr w:type="spellEnd"/>
+      <w:proofErr w:type="gramEnd"/>
+      <w:r>
+        <w:rPr>
+          <w:rFonts w:ascii="Times New Roman" w:eastAsia="Times New Roman" w:hAnsi="Times New Roman" w:cs="Times New Roman"/>
+          <w:b/>
+          <w:bCs/>
+          <w:kern w:val="0"/>
+          <w14:ligatures w14:val="none"/>
+        </w:rPr>
+        <w:t>(4</w:t>
+      </w:r>
+      <w:proofErr w:type="gramStart"/>
+      <w:r>
+        <w:rPr>
+          <w:rFonts w:ascii="Times New Roman" w:eastAsia="Times New Roman" w:hAnsi="Times New Roman" w:cs="Times New Roman"/>
+          <w:b/>
+          <w:bCs/>
+          <w:kern w:val="0"/>
+          <w14:ligatures w14:val="none"/>
+        </w:rPr>
+        <w:t xml:space="preserve">);   </w:t>
+      </w:r>
+      <w:proofErr w:type="gramEnd"/>
+      <w:r>
+        <w:rPr>
+          <w:rFonts w:ascii="Times New Roman" w:eastAsia="Times New Roman" w:hAnsi="Times New Roman" w:cs="Times New Roman"/>
+          <w:b/>
+          <w:bCs/>
+          <w:kern w:val="0"/>
+          <w14:ligatures w14:val="none"/>
+        </w:rPr>
+        <w:t>// add at end</w:t>
+      </w:r>
+    </w:p>
+    <w:p>
+      <w:pPr>
+        <w:spacing w:before="100" w:beforeAutospacing="1" w:after="100" w:afterAutospacing="1" w:line="240" w:lineRule="auto"/>
+        <w:rPr>
+          <w:rFonts w:ascii="Times New Roman" w:eastAsia="Times New Roman" w:hAnsi="Times New Roman" w:cs="Times New Roman"/>
+          <w:b/>
+          <w:bCs/>
+          <w:kern w:val="0"/>
+          <w14:ligatures w14:val="none"/>
+        </w:rPr>
+      </w:pPr>
+      <w:proofErr w:type="spellStart"/>
+      <w:proofErr w:type="gramStart"/>
+      <w:r>
+        <w:rPr>
+          <w:rFonts w:ascii="Times New Roman" w:eastAsia="Times New Roman" w:hAnsi="Times New Roman" w:cs="Times New Roman"/>
+          <w:b/>
+          <w:bCs/>
+          <w:kern w:val="0"/>
+          <w14:ligatures w14:val="none"/>
+        </w:rPr>
+        <w:t>arr.push</w:t>
+      </w:r>
+      <w:proofErr w:type="spellEnd"/>
+      <w:proofErr w:type="gramEnd"/>
+      <w:r>
+        <w:rPr>
+          <w:rFonts w:ascii="Times New Roman" w:eastAsia="Times New Roman" w:hAnsi="Times New Roman" w:cs="Times New Roman"/>
+          <w:b/>
+          <w:bCs/>
+          <w:kern w:val="0"/>
+          <w14:ligatures w14:val="none"/>
+        </w:rPr>
+        <w:t>(5</w:t>
+      </w:r>
+      <w:proofErr w:type="gramStart"/>
+      <w:r>
+        <w:rPr>
+          <w:rFonts w:ascii="Times New Roman" w:eastAsia="Times New Roman" w:hAnsi="Times New Roman" w:cs="Times New Roman"/>
+          <w:b/>
+          <w:bCs/>
+          <w:kern w:val="0"/>
+          <w14:ligatures w14:val="none"/>
+        </w:rPr>
+        <w:t xml:space="preserve">);   </w:t>
+      </w:r>
+      <w:proofErr w:type="gramEnd"/>
+      <w:r>
+        <w:rPr>
+          <w:rFonts w:ascii="Times New Roman" w:eastAsia="Times New Roman" w:hAnsi="Times New Roman" w:cs="Times New Roman"/>
+          <w:b/>
+          <w:bCs/>
+          <w:kern w:val="0"/>
+          <w14:ligatures w14:val="none"/>
+        </w:rPr>
+        <w:t>// add more</w:t>
+      </w:r>
+    </w:p>
+    <w:p>
+      <w:pPr>
+        <w:spacing w:before="100" w:beforeAutospacing="1" w:after="100" w:afterAutospacing="1" w:line="240" w:lineRule="auto"/>
+        <w:rPr>
+          <w:rFonts w:ascii="Times New Roman" w:eastAsia="Times New Roman" w:hAnsi="Times New Roman" w:cs="Times New Roman"/>
+          <w:b/>
+          <w:bCs/>
+          <w:kern w:val="0"/>
+          <w14:ligatures w14:val="none"/>
+        </w:rPr>
+      </w:pPr>
+      <w:proofErr w:type="spellStart"/>
+      <w:proofErr w:type="gramStart"/>
+      <w:r>
+        <w:rPr>
+          <w:rFonts w:ascii="Times New Roman" w:eastAsia="Times New Roman" w:hAnsi="Times New Roman" w:cs="Times New Roman"/>
+          <w:b/>
+          <w:bCs/>
+          <w:kern w:val="0"/>
+          <w14:ligatures w14:val="none"/>
+        </w:rPr>
+        <w:t>arr.pop</w:t>
+      </w:r>
+      <w:proofErr w:type="spellEnd"/>
+      <w:r>
+        <w:rPr>
+          <w:rFonts w:ascii="Times New Roman" w:eastAsia="Times New Roman" w:hAnsi="Times New Roman" w:cs="Times New Roman"/>
+          <w:b/>
+          <w:bCs/>
+          <w:kern w:val="0"/>
+          <w14:ligatures w14:val="none"/>
+        </w:rPr>
+        <w:t xml:space="preserve">();   </w:t>
+      </w:r>
+      <w:proofErr w:type="gramEnd"/>
+      <w:r>
+        <w:rPr>
+          <w:rFonts w:ascii="Times New Roman" w:eastAsia="Times New Roman" w:hAnsi="Times New Roman" w:cs="Times New Roman"/>
+          <w:b/>
+          <w:bCs/>
+          <w:kern w:val="0"/>
+          <w14:ligatures w14:val="none"/>
+        </w:rPr>
+        <w:t xml:space="preserve">  // remove last</w:t>
+      </w:r>
+    </w:p>
+    <w:p>
+      <w:pPr>
+        <w:spacing w:before="100" w:beforeAutospacing="1" w:after="100" w:afterAutospacing="1" w:line="240" w:lineRule="auto"/>
+        <w:rPr>
+          <w:rFonts w:ascii="Times New Roman" w:eastAsia="Times New Roman" w:hAnsi="Times New Roman" w:cs="Times New Roman"/>
+          <w:b/>
+          <w:bCs/>
+          <w:kern w:val="0"/>
+          <w14:ligatures w14:val="none"/>
+        </w:rPr>
+      </w:pPr>
+    </w:p>
+    <w:p>
+      <w:pPr>
+        <w:spacing w:before="100" w:beforeAutospacing="1" w:after="100" w:afterAutospacing="1" w:line="240" w:lineRule="auto"/>
+        <w:rPr>
+          <w:rFonts w:ascii="Times New Roman" w:eastAsia="Times New Roman" w:hAnsi="Times New Roman" w:cs="Times New Roman"/>
+          <w:b/>
+          <w:bCs/>
+          <w:kern w:val="0"/>
+          <w14:ligatures w14:val="none"/>
+        </w:rPr>
+      </w:pPr>
+      <w:r>
+        <w:rPr>
+          <w:rFonts w:ascii="Times New Roman" w:eastAsia="Times New Roman" w:hAnsi="Times New Roman" w:cs="Times New Roman"/>
+          <w:b/>
+          <w:bCs/>
+          <w:kern w:val="0"/>
+          <w14:ligatures w14:val="none"/>
+        </w:rPr>
+        <w:t>console.log(</w:t>
+      </w:r>
+      <w:proofErr w:type="spellStart"/>
+      <w:r>
+        <w:rPr>
+          <w:rFonts w:ascii="Times New Roman" w:eastAsia="Times New Roman" w:hAnsi="Times New Roman" w:cs="Times New Roman"/>
+          <w:b/>
+          <w:bCs/>
+          <w:kern w:val="0"/>
+          <w14:ligatures w14:val="none"/>
+        </w:rPr>
+        <w:t>arr</w:t>
+      </w:r>
+      <w:proofErr w:type="spellEnd"/>
+      <w:r>
+        <w:rPr>
+          <w:rFonts w:ascii="Times New Roman" w:eastAsia="Times New Roman" w:hAnsi="Times New Roman" w:cs="Times New Roman"/>
+          <w:b/>
+          <w:bCs/>
+          <w:kern w:val="0"/>
+          <w14:ligatures w14:val="none"/>
+        </w:rPr>
+        <w:t>); // [1, 2, 3, 4]</w:t>
       </w:r>
     </w:p>
     <w:p>
@@ -5573,7 +6705,7 @@
           <w14:ligatures w14:val="none"/>
         </w:rPr>
         <w:pict w14:anchorId="7630BFEC">
-          <v:rect id="_x0000_i1161" style="width:0;height:1.5pt" o:hralign="center" o:hrstd="t" o:hr="t" fillcolor="#a0a0a0" stroked="f"/>
+          <v:rect id="_x0000_i1036" style="width:0;height:1.5pt" o:hralign="center" o:hrstd="t" o:hr="t" fillcolor="#a0a0a0" stroked="f"/>
         </w:pict>
       </w:r>
     </w:p>
@@ -5652,51 +6784,187 @@
           <w:kern w:val="0"/>
           <w14:ligatures w14:val="none"/>
         </w:rPr>
-        <w:t>let fixedArr = new Array(5);  // array with length = 5</w:t>
-      </w:r>
-    </w:p>
-    <w:p>
-      <w:pPr>
-        <w:spacing w:before="100" w:beforeAutospacing="1" w:after="100" w:afterAutospacing="1" w:line="240" w:lineRule="auto"/>
-        <w:rPr>
-          <w:rFonts w:ascii="Times New Roman" w:eastAsia="Times New Roman" w:hAnsi="Times New Roman" w:cs="Times New Roman"/>
-          <w:b/>
-          <w:bCs/>
-          <w:kern w:val="0"/>
-          <w14:ligatures w14:val="none"/>
-        </w:rPr>
-      </w:pPr>
-      <w:r>
-        <w:rPr>
-          <w:rFonts w:ascii="Times New Roman" w:eastAsia="Times New Roman" w:hAnsi="Times New Roman" w:cs="Times New Roman"/>
-          <w:b/>
-          <w:bCs/>
-          <w:kern w:val="0"/>
-          <w14:ligatures w14:val="none"/>
-        </w:rPr>
-        <w:t>console.log(fixedArr);        // [ &lt;5 empty items&gt; ]</w:t>
-      </w:r>
-    </w:p>
-    <w:p>
-      <w:pPr>
-        <w:spacing w:before="100" w:beforeAutospacing="1" w:after="100" w:afterAutospacing="1" w:line="240" w:lineRule="auto"/>
-        <w:rPr>
-          <w:rFonts w:ascii="Times New Roman" w:eastAsia="Times New Roman" w:hAnsi="Times New Roman" w:cs="Times New Roman"/>
-          <w:b/>
-          <w:bCs/>
-          <w:kern w:val="0"/>
-          <w14:ligatures w14:val="none"/>
-        </w:rPr>
-      </w:pPr>
-      <w:r>
-        <w:rPr>
-          <w:rFonts w:ascii="Times New Roman" w:eastAsia="Times New Roman" w:hAnsi="Times New Roman" w:cs="Times New Roman"/>
-          <w:b/>
-          <w:bCs/>
-          <w:kern w:val="0"/>
-          <w14:ligatures w14:val="none"/>
-        </w:rPr>
-        <w:t>console.log(fixedArr.length); // 5</w:t>
+        <w:t xml:space="preserve">let </w:t>
+      </w:r>
+      <w:proofErr w:type="spellStart"/>
+      <w:r>
+        <w:rPr>
+          <w:rFonts w:ascii="Times New Roman" w:eastAsia="Times New Roman" w:hAnsi="Times New Roman" w:cs="Times New Roman"/>
+          <w:b/>
+          <w:bCs/>
+          <w:kern w:val="0"/>
+          <w14:ligatures w14:val="none"/>
+        </w:rPr>
+        <w:t>fixedArr</w:t>
+      </w:r>
+      <w:proofErr w:type="spellEnd"/>
+      <w:r>
+        <w:rPr>
+          <w:rFonts w:ascii="Times New Roman" w:eastAsia="Times New Roman" w:hAnsi="Times New Roman" w:cs="Times New Roman"/>
+          <w:b/>
+          <w:bCs/>
+          <w:kern w:val="0"/>
+          <w14:ligatures w14:val="none"/>
+        </w:rPr>
+        <w:t xml:space="preserve"> = new </w:t>
+      </w:r>
+      <w:proofErr w:type="gramStart"/>
+      <w:r>
+        <w:rPr>
+          <w:rFonts w:ascii="Times New Roman" w:eastAsia="Times New Roman" w:hAnsi="Times New Roman" w:cs="Times New Roman"/>
+          <w:b/>
+          <w:bCs/>
+          <w:kern w:val="0"/>
+          <w14:ligatures w14:val="none"/>
+        </w:rPr>
+        <w:t>Array(</w:t>
+      </w:r>
+      <w:proofErr w:type="gramEnd"/>
+      <w:r>
+        <w:rPr>
+          <w:rFonts w:ascii="Times New Roman" w:eastAsia="Times New Roman" w:hAnsi="Times New Roman" w:cs="Times New Roman"/>
+          <w:b/>
+          <w:bCs/>
+          <w:kern w:val="0"/>
+          <w14:ligatures w14:val="none"/>
+        </w:rPr>
+        <w:t>5</w:t>
+      </w:r>
+      <w:proofErr w:type="gramStart"/>
+      <w:r>
+        <w:rPr>
+          <w:rFonts w:ascii="Times New Roman" w:eastAsia="Times New Roman" w:hAnsi="Times New Roman" w:cs="Times New Roman"/>
+          <w:b/>
+          <w:bCs/>
+          <w:kern w:val="0"/>
+          <w14:ligatures w14:val="none"/>
+        </w:rPr>
+        <w:t>);  /</w:t>
+      </w:r>
+      <w:proofErr w:type="gramEnd"/>
+      <w:r>
+        <w:rPr>
+          <w:rFonts w:ascii="Times New Roman" w:eastAsia="Times New Roman" w:hAnsi="Times New Roman" w:cs="Times New Roman"/>
+          <w:b/>
+          <w:bCs/>
+          <w:kern w:val="0"/>
+          <w14:ligatures w14:val="none"/>
+        </w:rPr>
+        <w:t>/ array with length = 5</w:t>
+      </w:r>
+    </w:p>
+    <w:p>
+      <w:pPr>
+        <w:spacing w:before="100" w:beforeAutospacing="1" w:after="100" w:afterAutospacing="1" w:line="240" w:lineRule="auto"/>
+        <w:rPr>
+          <w:rFonts w:ascii="Times New Roman" w:eastAsia="Times New Roman" w:hAnsi="Times New Roman" w:cs="Times New Roman"/>
+          <w:b/>
+          <w:bCs/>
+          <w:kern w:val="0"/>
+          <w14:ligatures w14:val="none"/>
+        </w:rPr>
+      </w:pPr>
+      <w:r>
+        <w:rPr>
+          <w:rFonts w:ascii="Times New Roman" w:eastAsia="Times New Roman" w:hAnsi="Times New Roman" w:cs="Times New Roman"/>
+          <w:b/>
+          <w:bCs/>
+          <w:kern w:val="0"/>
+          <w14:ligatures w14:val="none"/>
+        </w:rPr>
+        <w:t>console.log(</w:t>
+      </w:r>
+      <w:proofErr w:type="spellStart"/>
+      <w:r>
+        <w:rPr>
+          <w:rFonts w:ascii="Times New Roman" w:eastAsia="Times New Roman" w:hAnsi="Times New Roman" w:cs="Times New Roman"/>
+          <w:b/>
+          <w:bCs/>
+          <w:kern w:val="0"/>
+          <w14:ligatures w14:val="none"/>
+        </w:rPr>
+        <w:t>fixedArr</w:t>
+      </w:r>
+      <w:proofErr w:type="spellEnd"/>
+      <w:proofErr w:type="gramStart"/>
+      <w:r>
+        <w:rPr>
+          <w:rFonts w:ascii="Times New Roman" w:eastAsia="Times New Roman" w:hAnsi="Times New Roman" w:cs="Times New Roman"/>
+          <w:b/>
+          <w:bCs/>
+          <w:kern w:val="0"/>
+          <w14:ligatures w14:val="none"/>
+        </w:rPr>
+        <w:t xml:space="preserve">);   </w:t>
+      </w:r>
+      <w:proofErr w:type="gramEnd"/>
+      <w:r>
+        <w:rPr>
+          <w:rFonts w:ascii="Times New Roman" w:eastAsia="Times New Roman" w:hAnsi="Times New Roman" w:cs="Times New Roman"/>
+          <w:b/>
+          <w:bCs/>
+          <w:kern w:val="0"/>
+          <w14:ligatures w14:val="none"/>
+        </w:rPr>
+        <w:t xml:space="preserve">     // [ &lt;5 empty items</w:t>
+      </w:r>
+      <w:proofErr w:type="gramStart"/>
+      <w:r>
+        <w:rPr>
+          <w:rFonts w:ascii="Times New Roman" w:eastAsia="Times New Roman" w:hAnsi="Times New Roman" w:cs="Times New Roman"/>
+          <w:b/>
+          <w:bCs/>
+          <w:kern w:val="0"/>
+          <w14:ligatures w14:val="none"/>
+        </w:rPr>
+        <w:t>&gt; ]</w:t>
+      </w:r>
+      <w:proofErr w:type="gramEnd"/>
+    </w:p>
+    <w:p>
+      <w:pPr>
+        <w:spacing w:before="100" w:beforeAutospacing="1" w:after="100" w:afterAutospacing="1" w:line="240" w:lineRule="auto"/>
+        <w:rPr>
+          <w:rFonts w:ascii="Times New Roman" w:eastAsia="Times New Roman" w:hAnsi="Times New Roman" w:cs="Times New Roman"/>
+          <w:b/>
+          <w:bCs/>
+          <w:kern w:val="0"/>
+          <w14:ligatures w14:val="none"/>
+        </w:rPr>
+      </w:pPr>
+      <w:proofErr w:type="gramStart"/>
+      <w:r>
+        <w:rPr>
+          <w:rFonts w:ascii="Times New Roman" w:eastAsia="Times New Roman" w:hAnsi="Times New Roman" w:cs="Times New Roman"/>
+          <w:b/>
+          <w:bCs/>
+          <w:kern w:val="0"/>
+          <w14:ligatures w14:val="none"/>
+        </w:rPr>
+        <w:t>console.log(</w:t>
+      </w:r>
+      <w:proofErr w:type="spellStart"/>
+      <w:proofErr w:type="gramEnd"/>
+      <w:r>
+        <w:rPr>
+          <w:rFonts w:ascii="Times New Roman" w:eastAsia="Times New Roman" w:hAnsi="Times New Roman" w:cs="Times New Roman"/>
+          <w:b/>
+          <w:bCs/>
+          <w:kern w:val="0"/>
+          <w14:ligatures w14:val="none"/>
+        </w:rPr>
+        <w:t>fixedArr.length</w:t>
+      </w:r>
+      <w:proofErr w:type="spellEnd"/>
+      <w:r>
+        <w:rPr>
+          <w:rFonts w:ascii="Times New Roman" w:eastAsia="Times New Roman" w:hAnsi="Times New Roman" w:cs="Times New Roman"/>
+          <w:b/>
+          <w:bCs/>
+          <w:kern w:val="0"/>
+          <w14:ligatures w14:val="none"/>
+        </w:rPr>
+        <w:t>); // 5</w:t>
       </w:r>
     </w:p>
     <w:p>
@@ -5732,60 +7000,146 @@
           <w14:ligatures w14:val="none"/>
         </w:rPr>
       </w:pPr>
-      <w:r>
-        <w:rPr>
-          <w:rFonts w:ascii="Times New Roman" w:eastAsia="Times New Roman" w:hAnsi="Times New Roman" w:cs="Times New Roman"/>
-          <w:b/>
-          <w:bCs/>
-          <w:kern w:val="0"/>
-          <w14:ligatures w14:val="none"/>
-        </w:rPr>
-        <w:t>fixedArr[0] = 10;</w:t>
-      </w:r>
-    </w:p>
-    <w:p>
-      <w:pPr>
-        <w:spacing w:before="100" w:beforeAutospacing="1" w:after="100" w:afterAutospacing="1" w:line="240" w:lineRule="auto"/>
-        <w:rPr>
-          <w:rFonts w:ascii="Times New Roman" w:eastAsia="Times New Roman" w:hAnsi="Times New Roman" w:cs="Times New Roman"/>
-          <w:b/>
-          <w:bCs/>
-          <w:kern w:val="0"/>
-          <w14:ligatures w14:val="none"/>
-        </w:rPr>
-      </w:pPr>
-      <w:r>
-        <w:rPr>
-          <w:rFonts w:ascii="Times New Roman" w:eastAsia="Times New Roman" w:hAnsi="Times New Roman" w:cs="Times New Roman"/>
-          <w:b/>
-          <w:bCs/>
-          <w:kern w:val="0"/>
-          <w14:ligatures w14:val="none"/>
-        </w:rPr>
-        <w:t>fixedArr[1] = 20;</w:t>
-      </w:r>
-    </w:p>
-    <w:p>
-      <w:pPr>
-        <w:spacing w:before="100" w:beforeAutospacing="1" w:after="100" w:afterAutospacing="1" w:line="240" w:lineRule="auto"/>
-        <w:rPr>
-          <w:rFonts w:ascii="Times New Roman" w:eastAsia="Times New Roman" w:hAnsi="Times New Roman" w:cs="Times New Roman"/>
-          <w:b/>
-          <w:bCs/>
-          <w:kern w:val="0"/>
-          <w14:ligatures w14:val="none"/>
-        </w:rPr>
-      </w:pPr>
-      <w:r>
-        <w:rPr>
-          <w:rFonts w:ascii="Times New Roman" w:eastAsia="Times New Roman" w:hAnsi="Times New Roman" w:cs="Times New Roman"/>
-          <w:b/>
-          <w:bCs/>
-          <w:kern w:val="0"/>
-          <w14:ligatures w14:val="none"/>
-        </w:rPr>
-        <w:t>fixedArr[</w:t>
-      </w:r>
+      <w:proofErr w:type="spellStart"/>
+      <w:proofErr w:type="gramStart"/>
+      <w:r>
+        <w:rPr>
+          <w:rFonts w:ascii="Times New Roman" w:eastAsia="Times New Roman" w:hAnsi="Times New Roman" w:cs="Times New Roman"/>
+          <w:b/>
+          <w:bCs/>
+          <w:kern w:val="0"/>
+          <w14:ligatures w14:val="none"/>
+        </w:rPr>
+        <w:t>fixedArr</w:t>
+      </w:r>
+      <w:proofErr w:type="spellEnd"/>
+      <w:r>
+        <w:rPr>
+          <w:rFonts w:ascii="Times New Roman" w:eastAsia="Times New Roman" w:hAnsi="Times New Roman" w:cs="Times New Roman"/>
+          <w:b/>
+          <w:bCs/>
+          <w:kern w:val="0"/>
+          <w14:ligatures w14:val="none"/>
+        </w:rPr>
+        <w:t>[</w:t>
+      </w:r>
+      <w:proofErr w:type="gramEnd"/>
+      <w:r>
+        <w:rPr>
+          <w:rFonts w:ascii="Times New Roman" w:eastAsia="Times New Roman" w:hAnsi="Times New Roman" w:cs="Times New Roman"/>
+          <w:b/>
+          <w:bCs/>
+          <w:kern w:val="0"/>
+          <w14:ligatures w14:val="none"/>
+        </w:rPr>
+        <w:t xml:space="preserve">0] = </w:t>
+      </w:r>
+      <w:proofErr w:type="gramStart"/>
+      <w:r>
+        <w:rPr>
+          <w:rFonts w:ascii="Times New Roman" w:eastAsia="Times New Roman" w:hAnsi="Times New Roman" w:cs="Times New Roman"/>
+          <w:b/>
+          <w:bCs/>
+          <w:kern w:val="0"/>
+          <w14:ligatures w14:val="none"/>
+        </w:rPr>
+        <w:t>10;</w:t>
+      </w:r>
+      <w:proofErr w:type="gramEnd"/>
+    </w:p>
+    <w:p>
+      <w:pPr>
+        <w:spacing w:before="100" w:beforeAutospacing="1" w:after="100" w:afterAutospacing="1" w:line="240" w:lineRule="auto"/>
+        <w:rPr>
+          <w:rFonts w:ascii="Times New Roman" w:eastAsia="Times New Roman" w:hAnsi="Times New Roman" w:cs="Times New Roman"/>
+          <w:b/>
+          <w:bCs/>
+          <w:kern w:val="0"/>
+          <w14:ligatures w14:val="none"/>
+        </w:rPr>
+      </w:pPr>
+      <w:proofErr w:type="spellStart"/>
+      <w:proofErr w:type="gramStart"/>
+      <w:r>
+        <w:rPr>
+          <w:rFonts w:ascii="Times New Roman" w:eastAsia="Times New Roman" w:hAnsi="Times New Roman" w:cs="Times New Roman"/>
+          <w:b/>
+          <w:bCs/>
+          <w:kern w:val="0"/>
+          <w14:ligatures w14:val="none"/>
+        </w:rPr>
+        <w:t>fixedArr</w:t>
+      </w:r>
+      <w:proofErr w:type="spellEnd"/>
+      <w:r>
+        <w:rPr>
+          <w:rFonts w:ascii="Times New Roman" w:eastAsia="Times New Roman" w:hAnsi="Times New Roman" w:cs="Times New Roman"/>
+          <w:b/>
+          <w:bCs/>
+          <w:kern w:val="0"/>
+          <w14:ligatures w14:val="none"/>
+        </w:rPr>
+        <w:t>[</w:t>
+      </w:r>
+      <w:proofErr w:type="gramEnd"/>
+      <w:r>
+        <w:rPr>
+          <w:rFonts w:ascii="Times New Roman" w:eastAsia="Times New Roman" w:hAnsi="Times New Roman" w:cs="Times New Roman"/>
+          <w:b/>
+          <w:bCs/>
+          <w:kern w:val="0"/>
+          <w14:ligatures w14:val="none"/>
+        </w:rPr>
+        <w:t xml:space="preserve">1] = </w:t>
+      </w:r>
+      <w:proofErr w:type="gramStart"/>
+      <w:r>
+        <w:rPr>
+          <w:rFonts w:ascii="Times New Roman" w:eastAsia="Times New Roman" w:hAnsi="Times New Roman" w:cs="Times New Roman"/>
+          <w:b/>
+          <w:bCs/>
+          <w:kern w:val="0"/>
+          <w14:ligatures w14:val="none"/>
+        </w:rPr>
+        <w:t>20;</w:t>
+      </w:r>
+      <w:proofErr w:type="gramEnd"/>
+    </w:p>
+    <w:p>
+      <w:pPr>
+        <w:spacing w:before="100" w:beforeAutospacing="1" w:after="100" w:afterAutospacing="1" w:line="240" w:lineRule="auto"/>
+        <w:rPr>
+          <w:rFonts w:ascii="Times New Roman" w:eastAsia="Times New Roman" w:hAnsi="Times New Roman" w:cs="Times New Roman"/>
+          <w:b/>
+          <w:bCs/>
+          <w:kern w:val="0"/>
+          <w14:ligatures w14:val="none"/>
+        </w:rPr>
+      </w:pPr>
+      <w:proofErr w:type="spellStart"/>
+      <w:proofErr w:type="gramStart"/>
+      <w:r>
+        <w:rPr>
+          <w:rFonts w:ascii="Times New Roman" w:eastAsia="Times New Roman" w:hAnsi="Times New Roman" w:cs="Times New Roman"/>
+          <w:b/>
+          <w:bCs/>
+          <w:kern w:val="0"/>
+          <w14:ligatures w14:val="none"/>
+        </w:rPr>
+        <w:t>fixedArr</w:t>
+      </w:r>
+      <w:proofErr w:type="spellEnd"/>
+      <w:r>
+        <w:rPr>
+          <w:rFonts w:ascii="Times New Roman" w:eastAsia="Times New Roman" w:hAnsi="Times New Roman" w:cs="Times New Roman"/>
+          <w:b/>
+          <w:bCs/>
+          <w:kern w:val="0"/>
+          <w14:ligatures w14:val="none"/>
+        </w:rPr>
+        <w:t>[</w:t>
+      </w:r>
+      <w:proofErr w:type="gramEnd"/>
       <w:r>
         <w:rPr>
           <w:rFonts w:ascii="Times New Roman" w:eastAsia="Times New Roman" w:hAnsi="Times New Roman" w:cs="Times New Roman"/>
@@ -5818,15 +7172,39 @@
           <w14:ligatures w14:val="none"/>
         </w:rPr>
       </w:pPr>
-      <w:r>
-        <w:rPr>
-          <w:rFonts w:ascii="Times New Roman" w:eastAsia="Times New Roman" w:hAnsi="Times New Roman" w:cs="Times New Roman"/>
-          <w:b/>
-          <w:bCs/>
-          <w:kern w:val="0"/>
-          <w14:ligatures w14:val="none"/>
-        </w:rPr>
-        <w:t xml:space="preserve">console.log(fixedArr.length); // </w:t>
+      <w:proofErr w:type="gramStart"/>
+      <w:r>
+        <w:rPr>
+          <w:rFonts w:ascii="Times New Roman" w:eastAsia="Times New Roman" w:hAnsi="Times New Roman" w:cs="Times New Roman"/>
+          <w:b/>
+          <w:bCs/>
+          <w:kern w:val="0"/>
+          <w14:ligatures w14:val="none"/>
+        </w:rPr>
+        <w:t>console.log(</w:t>
+      </w:r>
+      <w:proofErr w:type="spellStart"/>
+      <w:proofErr w:type="gramEnd"/>
+      <w:r>
+        <w:rPr>
+          <w:rFonts w:ascii="Times New Roman" w:eastAsia="Times New Roman" w:hAnsi="Times New Roman" w:cs="Times New Roman"/>
+          <w:b/>
+          <w:bCs/>
+          <w:kern w:val="0"/>
+          <w14:ligatures w14:val="none"/>
+        </w:rPr>
+        <w:t>fixedArr.length</w:t>
+      </w:r>
+      <w:proofErr w:type="spellEnd"/>
+      <w:r>
+        <w:rPr>
+          <w:rFonts w:ascii="Times New Roman" w:eastAsia="Times New Roman" w:hAnsi="Times New Roman" w:cs="Times New Roman"/>
+          <w:b/>
+          <w:bCs/>
+          <w:kern w:val="0"/>
+          <w14:ligatures w14:val="none"/>
+        </w:rPr>
+        <w:t xml:space="preserve">); // </w:t>
       </w:r>
       <w:r>
         <w:rPr>
@@ -5862,6 +7240,7 @@
           <w14:ligatures w14:val="none"/>
         </w:rPr>
       </w:pPr>
+      <w:proofErr w:type="gramStart"/>
       <w:r>
         <w:rPr>
           <w:rFonts w:ascii="Times New Roman" w:eastAsia="Times New Roman" w:hAnsi="Times New Roman" w:cs="Times New Roman"/>
@@ -5872,12 +7251,10 @@
           <w:highlight w:val="yellow"/>
           <w14:ligatures w14:val="none"/>
         </w:rPr>
-        <w:t>  JS automatically resizes the array to hold that index.</w:t>
-      </w:r>
-    </w:p>
-    <w:p>
-      <w:pPr>
-        <w:spacing w:before="100" w:beforeAutospacing="1" w:after="100" w:afterAutospacing="1" w:line="240" w:lineRule="auto"/>
+        <w:t>  JS</w:t>
+      </w:r>
+      <w:proofErr w:type="gramEnd"/>
+      <w:r>
         <w:rPr>
           <w:rFonts w:ascii="Times New Roman" w:eastAsia="Times New Roman" w:hAnsi="Times New Roman" w:cs="Times New Roman"/>
           <w:b/>
@@ -5887,8 +7264,12 @@
           <w:highlight w:val="yellow"/>
           <w14:ligatures w14:val="none"/>
         </w:rPr>
-      </w:pPr>
-      <w:r>
+        <w:t xml:space="preserve"> automatically resizes the array to hold that index.</w:t>
+      </w:r>
+    </w:p>
+    <w:p>
+      <w:pPr>
+        <w:spacing w:before="100" w:beforeAutospacing="1" w:after="100" w:afterAutospacing="1" w:line="240" w:lineRule="auto"/>
         <w:rPr>
           <w:rFonts w:ascii="Times New Roman" w:eastAsia="Times New Roman" w:hAnsi="Times New Roman" w:cs="Times New Roman"/>
           <w:b/>
@@ -5898,18 +7279,43 @@
           <w:highlight w:val="yellow"/>
           <w14:ligatures w14:val="none"/>
         </w:rPr>
-        <w:t>  All skipped indexes ([5], [6], [7]) stay as empty slots (called “holes” in JS arrays).</w:t>
-      </w:r>
-    </w:p>
-    <w:p>
-      <w:pPr>
-        <w:spacing w:before="100" w:beforeAutospacing="1" w:after="100" w:afterAutospacing="1" w:line="240" w:lineRule="auto"/>
+      </w:pPr>
+      <w:proofErr w:type="gramStart"/>
+      <w:r>
         <w:rPr>
           <w:rFonts w:ascii="Times New Roman" w:eastAsia="Times New Roman" w:hAnsi="Times New Roman" w:cs="Times New Roman"/>
           <w:b/>
           <w:bCs/>
           <w:color w:val="000000" w:themeColor="text1"/>
           <w:kern w:val="0"/>
+          <w:highlight w:val="yellow"/>
+          <w14:ligatures w14:val="none"/>
+        </w:rPr>
+        <w:t>  All</w:t>
+      </w:r>
+      <w:proofErr w:type="gramEnd"/>
+      <w:r>
+        <w:rPr>
+          <w:rFonts w:ascii="Times New Roman" w:eastAsia="Times New Roman" w:hAnsi="Times New Roman" w:cs="Times New Roman"/>
+          <w:b/>
+          <w:bCs/>
+          <w:color w:val="000000" w:themeColor="text1"/>
+          <w:kern w:val="0"/>
+          <w:highlight w:val="yellow"/>
+          <w14:ligatures w14:val="none"/>
+        </w:rPr>
+        <w:t xml:space="preserve"> skipped indexes ([5], [6], [7]) stay as empty slots (called “holes” in JS arrays).</w:t>
+      </w:r>
+    </w:p>
+    <w:p>
+      <w:pPr>
+        <w:spacing w:before="100" w:beforeAutospacing="1" w:after="100" w:afterAutospacing="1" w:line="240" w:lineRule="auto"/>
+        <w:rPr>
+          <w:rFonts w:ascii="Times New Roman" w:eastAsia="Times New Roman" w:hAnsi="Times New Roman" w:cs="Times New Roman"/>
+          <w:b/>
+          <w:bCs/>
+          <w:color w:val="000000" w:themeColor="text1"/>
+          <w:kern w:val="0"/>
           <w14:ligatures w14:val="none"/>
         </w:rPr>
       </w:pPr>
@@ -5973,21 +7379,22 @@
           <w:highlight w:val="yellow"/>
           <w14:ligatures w14:val="none"/>
         </w:rPr>
-        <w:t>Types of Arrays on the basis of Dimensions</w:t>
-      </w:r>
-    </w:p>
-    <w:p>
-      <w:pPr>
-        <w:spacing w:before="100" w:beforeAutospacing="1" w:after="100" w:afterAutospacing="1" w:line="240" w:lineRule="auto"/>
+        <w:t xml:space="preserve">Types of Arrays </w:t>
+      </w:r>
+      <w:proofErr w:type="gramStart"/>
+      <w:r>
         <w:rPr>
           <w:rFonts w:ascii="Times New Roman" w:eastAsia="Times New Roman" w:hAnsi="Times New Roman" w:cs="Times New Roman"/>
           <w:b/>
           <w:bCs/>
           <w:color w:val="000000" w:themeColor="text1"/>
           <w:kern w:val="0"/>
-          <w14:ligatures w14:val="none"/>
-        </w:rPr>
-      </w:pPr>
+          <w:highlight w:val="yellow"/>
+          <w14:ligatures w14:val="none"/>
+        </w:rPr>
+        <w:t>on the basis of</w:t>
+      </w:r>
+      <w:proofErr w:type="gramEnd"/>
       <w:r>
         <w:rPr>
           <w:rFonts w:ascii="Times New Roman" w:eastAsia="Times New Roman" w:hAnsi="Times New Roman" w:cs="Times New Roman"/>
@@ -5995,9 +7402,10 @@
           <w:bCs/>
           <w:color w:val="000000" w:themeColor="text1"/>
           <w:kern w:val="0"/>
-          <w14:ligatures w14:val="none"/>
-        </w:rPr>
-        <w:t>1. One-dimensional Array(1-D Array): You can imagine a 1d array as a row, where elements are stored one after another.</w:t>
+          <w:highlight w:val="yellow"/>
+          <w14:ligatures w14:val="none"/>
+        </w:rPr>
+        <w:t xml:space="preserve"> Dimensions</w:t>
       </w:r>
     </w:p>
     <w:p>
@@ -6017,6 +7425,55 @@
           <w:rFonts w:ascii="Times New Roman" w:eastAsia="Times New Roman" w:hAnsi="Times New Roman" w:cs="Times New Roman"/>
           <w:b/>
           <w:bCs/>
+          <w:color w:val="000000" w:themeColor="text1"/>
+          <w:kern w:val="0"/>
+          <w14:ligatures w14:val="none"/>
+        </w:rPr>
+        <w:t xml:space="preserve">1. One-dimensional </w:t>
+      </w:r>
+      <w:proofErr w:type="gramStart"/>
+      <w:r>
+        <w:rPr>
+          <w:rFonts w:ascii="Times New Roman" w:eastAsia="Times New Roman" w:hAnsi="Times New Roman" w:cs="Times New Roman"/>
+          <w:b/>
+          <w:bCs/>
+          <w:color w:val="000000" w:themeColor="text1"/>
+          <w:kern w:val="0"/>
+          <w14:ligatures w14:val="none"/>
+        </w:rPr>
+        <w:t>Array(</w:t>
+      </w:r>
+      <w:proofErr w:type="gramEnd"/>
+      <w:r>
+        <w:rPr>
+          <w:rFonts w:ascii="Times New Roman" w:eastAsia="Times New Roman" w:hAnsi="Times New Roman" w:cs="Times New Roman"/>
+          <w:b/>
+          <w:bCs/>
+          <w:color w:val="000000" w:themeColor="text1"/>
+          <w:kern w:val="0"/>
+          <w14:ligatures w14:val="none"/>
+        </w:rPr>
+        <w:t>1-D Array): You can imagine a 1d array as a row, where elements are stored one after another.</w:t>
+      </w:r>
+    </w:p>
+    <w:p>
+      <w:pPr>
+        <w:spacing w:before="100" w:beforeAutospacing="1" w:after="100" w:afterAutospacing="1" w:line="240" w:lineRule="auto"/>
+        <w:rPr>
+          <w:rFonts w:ascii="Times New Roman" w:eastAsia="Times New Roman" w:hAnsi="Times New Roman" w:cs="Times New Roman"/>
+          <w:b/>
+          <w:bCs/>
+          <w:color w:val="000000" w:themeColor="text1"/>
+          <w:kern w:val="0"/>
+          <w14:ligatures w14:val="none"/>
+        </w:rPr>
+      </w:pPr>
+      <w:r>
+        <w:rPr>
+          <w:rFonts w:ascii="Times New Roman" w:eastAsia="Times New Roman" w:hAnsi="Times New Roman" w:cs="Times New Roman"/>
+          <w:b/>
+          <w:bCs/>
+          <w:noProof/>
           <w:color w:val="000000" w:themeColor="text1"/>
           <w:kern w:val="0"/>
           <w14:ligatures w14:val="none"/>
@@ -6093,7 +7550,31 @@
           <w:kern w:val="0"/>
           <w14:ligatures w14:val="none"/>
         </w:rPr>
-        <w:t>2. Multi-dimensional Array: A multi-dimensional array is an array with more than one dimension. We can use multidimensional array to store complex data in the form of tables, etc. We can have 2-D arrays, 3-D arrays, 4-D arrays and so on.</w:t>
+        <w:t xml:space="preserve">2. Multi-dimensional Array: A multi-dimensional array is an array with more than one dimension. We can use multidimensional </w:t>
+      </w:r>
+      <w:proofErr w:type="gramStart"/>
+      <w:r>
+        <w:rPr>
+          <w:rFonts w:ascii="Times New Roman" w:eastAsia="Times New Roman" w:hAnsi="Times New Roman" w:cs="Times New Roman"/>
+          <w:b/>
+          <w:bCs/>
+          <w:color w:val="000000" w:themeColor="text1"/>
+          <w:kern w:val="0"/>
+          <w14:ligatures w14:val="none"/>
+        </w:rPr>
+        <w:t>array</w:t>
+      </w:r>
+      <w:proofErr w:type="gramEnd"/>
+      <w:r>
+        <w:rPr>
+          <w:rFonts w:ascii="Times New Roman" w:eastAsia="Times New Roman" w:hAnsi="Times New Roman" w:cs="Times New Roman"/>
+          <w:b/>
+          <w:bCs/>
+          <w:color w:val="000000" w:themeColor="text1"/>
+          <w:kern w:val="0"/>
+          <w14:ligatures w14:val="none"/>
+        </w:rPr>
+        <w:t xml:space="preserve"> to store complex data in the form of tables, etc. We can have 2-D arrays, 3-D arrays, 4-D arrays and so on.</w:t>
       </w:r>
     </w:p>
     <w:p>
@@ -6121,12 +7602,10 @@
           <w:kern w:val="0"/>
           <w14:ligatures w14:val="none"/>
         </w:rPr>
-        <w:t>Two-Dimensional Array(2-D Array or Matrix): 2-D Multidimensional arrays can be considered as an array of arrays or as a matrix consisting of rows and columns.</w:t>
-      </w:r>
-    </w:p>
-    <w:p>
-      <w:pPr>
-        <w:spacing w:before="100" w:beforeAutospacing="1" w:after="100" w:afterAutospacing="1" w:line="240" w:lineRule="auto"/>
+        <w:t xml:space="preserve">Two-Dimensional </w:t>
+      </w:r>
+      <w:proofErr w:type="gramStart"/>
+      <w:r>
         <w:rPr>
           <w:rFonts w:ascii="Times New Roman" w:eastAsia="Times New Roman" w:hAnsi="Times New Roman" w:cs="Times New Roman"/>
           <w:b/>
@@ -6135,12 +7614,39 @@
           <w:kern w:val="0"/>
           <w14:ligatures w14:val="none"/>
         </w:rPr>
-      </w:pPr>
-      <w:r>
-        <w:rPr>
-          <w:rFonts w:ascii="Times New Roman" w:eastAsia="Times New Roman" w:hAnsi="Times New Roman" w:cs="Times New Roman"/>
-          <w:b/>
-          <w:bCs/>
+        <w:t>Array(</w:t>
+      </w:r>
+      <w:proofErr w:type="gramEnd"/>
+      <w:r>
+        <w:rPr>
+          <w:rFonts w:ascii="Times New Roman" w:eastAsia="Times New Roman" w:hAnsi="Times New Roman" w:cs="Times New Roman"/>
+          <w:b/>
+          <w:bCs/>
+          <w:color w:val="000000" w:themeColor="text1"/>
+          <w:kern w:val="0"/>
+          <w14:ligatures w14:val="none"/>
+        </w:rPr>
+        <w:t>2-D Array or Matrix): 2-D Multidimensional arrays can be considered as an array of arrays or as a matrix consisting of rows and columns.</w:t>
+      </w:r>
+    </w:p>
+    <w:p>
+      <w:pPr>
+        <w:spacing w:before="100" w:beforeAutospacing="1" w:after="100" w:afterAutospacing="1" w:line="240" w:lineRule="auto"/>
+        <w:rPr>
+          <w:rFonts w:ascii="Times New Roman" w:eastAsia="Times New Roman" w:hAnsi="Times New Roman" w:cs="Times New Roman"/>
+          <w:b/>
+          <w:bCs/>
+          <w:color w:val="000000" w:themeColor="text1"/>
+          <w:kern w:val="0"/>
+          <w14:ligatures w14:val="none"/>
+        </w:rPr>
+      </w:pPr>
+      <w:r>
+        <w:rPr>
+          <w:rFonts w:ascii="Times New Roman" w:eastAsia="Times New Roman" w:hAnsi="Times New Roman" w:cs="Times New Roman"/>
+          <w:b/>
+          <w:bCs/>
+          <w:noProof/>
           <w:color w:val="000000" w:themeColor="text1"/>
           <w:kern w:val="0"/>
           <w14:ligatures w14:val="none"/>
@@ -6221,12 +7727,10 @@
           <w14:ligatures w14:val="none"/>
         </w:rPr>
         <w:lastRenderedPageBreak/>
-        <w:t>Three-Dimensional Array(3-D Array): A 3-D Multidimensional array contains three dimensions, so it can be considered an array of two-dimensional arrays.</w:t>
-      </w:r>
-    </w:p>
-    <w:p>
-      <w:pPr>
-        <w:spacing w:before="100" w:beforeAutospacing="1" w:after="100" w:afterAutospacing="1" w:line="240" w:lineRule="auto"/>
+        <w:t xml:space="preserve">Three-Dimensional </w:t>
+      </w:r>
+      <w:proofErr w:type="gramStart"/>
+      <w:r>
         <w:rPr>
           <w:rFonts w:ascii="Times New Roman" w:eastAsia="Times New Roman" w:hAnsi="Times New Roman" w:cs="Times New Roman"/>
           <w:b/>
@@ -6235,12 +7739,39 @@
           <w:kern w:val="0"/>
           <w14:ligatures w14:val="none"/>
         </w:rPr>
-      </w:pPr>
-      <w:r>
-        <w:rPr>
-          <w:rFonts w:ascii="Times New Roman" w:eastAsia="Times New Roman" w:hAnsi="Times New Roman" w:cs="Times New Roman"/>
-          <w:b/>
-          <w:bCs/>
+        <w:t>Array(</w:t>
+      </w:r>
+      <w:proofErr w:type="gramEnd"/>
+      <w:r>
+        <w:rPr>
+          <w:rFonts w:ascii="Times New Roman" w:eastAsia="Times New Roman" w:hAnsi="Times New Roman" w:cs="Times New Roman"/>
+          <w:b/>
+          <w:bCs/>
+          <w:color w:val="000000" w:themeColor="text1"/>
+          <w:kern w:val="0"/>
+          <w14:ligatures w14:val="none"/>
+        </w:rPr>
+        <w:t>3-D Array): A 3-D Multidimensional array contains three dimensions, so it can be considered an array of two-dimensional arrays.</w:t>
+      </w:r>
+    </w:p>
+    <w:p>
+      <w:pPr>
+        <w:spacing w:before="100" w:beforeAutospacing="1" w:after="100" w:afterAutospacing="1" w:line="240" w:lineRule="auto"/>
+        <w:rPr>
+          <w:rFonts w:ascii="Times New Roman" w:eastAsia="Times New Roman" w:hAnsi="Times New Roman" w:cs="Times New Roman"/>
+          <w:b/>
+          <w:bCs/>
+          <w:color w:val="000000" w:themeColor="text1"/>
+          <w:kern w:val="0"/>
+          <w14:ligatures w14:val="none"/>
+        </w:rPr>
+      </w:pPr>
+      <w:r>
+        <w:rPr>
+          <w:rFonts w:ascii="Times New Roman" w:eastAsia="Times New Roman" w:hAnsi="Times New Roman" w:cs="Times New Roman"/>
+          <w:b/>
+          <w:bCs/>
+          <w:noProof/>
           <w:color w:val="000000" w:themeColor="text1"/>
           <w:kern w:val="0"/>
           <w14:ligatures w14:val="none"/>
@@ -9551,6 +11082,7 @@
   <w:style w:type="character" w:default="1" w:styleId="DefaultParagraphFont">
     <w:name w:val="Default Paragraph Font"/>
     <w:uiPriority w:val="1"/>
+    <w:semiHidden/>
     <w:unhideWhenUsed/>
   </w:style>
   <w:style w:type="table" w:default="1" w:styleId="TableNormal">

--- a/Array/Array.docx
+++ b/Array/Array.docx
@@ -12,6 +12,15 @@
           <w:szCs w:val="32"/>
         </w:rPr>
       </w:pPr>
+      <w:r>
+        <w:rPr>
+          <w:b/>
+          <w:bCs/>
+          <w:sz w:val="32"/>
+          <w:szCs w:val="32"/>
+        </w:rPr>
+        <w:t>+-</w:t>
+      </w:r>
       <w:r>
         <w:rPr>
           <w:b/>
